--- a/MCU外部元器件.docx
+++ b/MCU外部元器件.docx
@@ -8,7 +8,7 @@
         <w:spacing w:line="276" w:lineRule="auto"/>
         <w:jc w:val="center"/>
         <w:rPr>
-          <w:rFonts w:ascii="Times New Roman" w:hAnsi="Times New Roman" w:cs="Times New Roman" w:hint="eastAsia"/>
+          <w:rFonts w:ascii="Times New Roman" w:hAnsi="Times New Roman" w:cs="Times New Roman"/>
           <w:b/>
           <w:bCs/>
           <w:sz w:val="22"/>
@@ -112,7 +112,7 @@
         <w:spacing w:line="276" w:lineRule="auto"/>
         <w:ind w:firstLineChars="100" w:firstLine="160"/>
         <w:rPr>
-          <w:rFonts w:ascii="Times New Roman" w:hAnsi="Times New Roman" w:cs="Times New Roman" w:hint="eastAsia"/>
+          <w:rFonts w:ascii="Times New Roman" w:hAnsi="Times New Roman" w:cs="Times New Roman"/>
         </w:rPr>
       </w:pPr>
       <w:r>
@@ -139,7 +139,7 @@
         <w:pStyle w:val="af2"/>
         <w:ind w:firstLineChars="100" w:firstLine="160"/>
         <w:rPr>
-          <w:rFonts w:ascii="Times New Roman" w:hAnsi="Times New Roman" w:cs="Times New Roman" w:hint="eastAsia"/>
+          <w:rFonts w:ascii="Times New Roman" w:hAnsi="Times New Roman" w:cs="Times New Roman"/>
         </w:rPr>
       </w:pPr>
       <w:r>
@@ -217,7 +217,7 @@
             <w:pPr>
               <w:pStyle w:val="af2"/>
               <w:rPr>
-                <w:rFonts w:ascii="Times New Roman" w:hAnsi="Times New Roman" w:cs="Times New Roman" w:hint="eastAsia"/>
+                <w:rFonts w:ascii="Times New Roman" w:hAnsi="Times New Roman" w:cs="Times New Roman"/>
               </w:rPr>
             </w:pPr>
             <w:r>
@@ -236,7 +236,7 @@
             <w:pPr>
               <w:pStyle w:val="af2"/>
               <w:rPr>
-                <w:rFonts w:ascii="Times New Roman" w:hAnsi="Times New Roman" w:cs="Times New Roman" w:hint="eastAsia"/>
+                <w:rFonts w:ascii="Times New Roman" w:hAnsi="Times New Roman" w:cs="Times New Roman"/>
               </w:rPr>
             </w:pPr>
             <w:r>
@@ -279,7 +279,7 @@
             <w:pPr>
               <w:pStyle w:val="af2"/>
               <w:rPr>
-                <w:rFonts w:ascii="Times New Roman" w:hAnsi="Times New Roman" w:cs="Times New Roman" w:hint="eastAsia"/>
+                <w:rFonts w:ascii="Times New Roman" w:hAnsi="Times New Roman" w:cs="Times New Roman"/>
               </w:rPr>
             </w:pPr>
             <w:r>
@@ -298,7 +298,7 @@
             <w:pPr>
               <w:pStyle w:val="af2"/>
               <w:rPr>
-                <w:rFonts w:ascii="Times New Roman" w:hAnsi="Times New Roman" w:cs="Times New Roman" w:hint="eastAsia"/>
+                <w:rFonts w:ascii="Times New Roman" w:hAnsi="Times New Roman" w:cs="Times New Roman"/>
               </w:rPr>
             </w:pPr>
             <w:r>
@@ -335,7 +335,7 @@
             <w:pPr>
               <w:pStyle w:val="af2"/>
               <w:rPr>
-                <w:rFonts w:ascii="Times New Roman" w:hAnsi="Times New Roman" w:cs="Times New Roman" w:hint="eastAsia"/>
+                <w:rFonts w:ascii="Times New Roman" w:hAnsi="Times New Roman" w:cs="Times New Roman"/>
               </w:rPr>
             </w:pPr>
             <w:r>
@@ -354,7 +354,7 @@
             <w:pPr>
               <w:pStyle w:val="af2"/>
               <w:rPr>
-                <w:rFonts w:ascii="Times New Roman" w:hAnsi="Times New Roman" w:cs="Times New Roman" w:hint="eastAsia"/>
+                <w:rFonts w:ascii="Times New Roman" w:hAnsi="Times New Roman" w:cs="Times New Roman"/>
               </w:rPr>
             </w:pPr>
             <w:r>
@@ -385,7 +385,7 @@
             <w:pPr>
               <w:pStyle w:val="af2"/>
               <w:rPr>
-                <w:rFonts w:ascii="Times New Roman" w:hAnsi="Times New Roman" w:cs="Times New Roman" w:hint="eastAsia"/>
+                <w:rFonts w:ascii="Times New Roman" w:hAnsi="Times New Roman" w:cs="Times New Roman"/>
               </w:rPr>
             </w:pPr>
             <w:r>
@@ -404,7 +404,7 @@
             <w:pPr>
               <w:pStyle w:val="af2"/>
               <w:rPr>
-                <w:rFonts w:ascii="Times New Roman" w:hAnsi="Times New Roman" w:cs="Times New Roman" w:hint="eastAsia"/>
+                <w:rFonts w:ascii="Times New Roman" w:hAnsi="Times New Roman" w:cs="Times New Roman"/>
               </w:rPr>
             </w:pPr>
             <w:r>
@@ -459,7 +459,7 @@
             <w:pPr>
               <w:pStyle w:val="af2"/>
               <w:rPr>
-                <w:rFonts w:ascii="Times New Roman" w:hAnsi="Times New Roman" w:cs="Times New Roman" w:hint="eastAsia"/>
+                <w:rFonts w:ascii="Times New Roman" w:hAnsi="Times New Roman" w:cs="Times New Roman"/>
               </w:rPr>
             </w:pPr>
             <w:r>
@@ -478,7 +478,7 @@
             <w:pPr>
               <w:pStyle w:val="af2"/>
               <w:rPr>
-                <w:rFonts w:ascii="Times New Roman" w:hAnsi="Times New Roman" w:cs="Times New Roman" w:hint="eastAsia"/>
+                <w:rFonts w:ascii="Times New Roman" w:hAnsi="Times New Roman" w:cs="Times New Roman"/>
               </w:rPr>
             </w:pPr>
             <w:r>
@@ -501,7 +501,7 @@
       <w:pPr>
         <w:pStyle w:val="af2"/>
         <w:rPr>
-          <w:rFonts w:ascii="Times New Roman" w:hAnsi="Times New Roman" w:cs="Times New Roman" w:hint="eastAsia"/>
+          <w:rFonts w:ascii="Times New Roman" w:hAnsi="Times New Roman" w:cs="Times New Roman"/>
         </w:rPr>
       </w:pPr>
     </w:p>
@@ -510,7 +510,7 @@
         <w:pStyle w:val="af2"/>
         <w:ind w:firstLineChars="100" w:firstLine="160"/>
         <w:rPr>
-          <w:rFonts w:ascii="Times New Roman" w:hAnsi="Times New Roman" w:cs="Times New Roman" w:hint="eastAsia"/>
+          <w:rFonts w:ascii="Times New Roman" w:hAnsi="Times New Roman" w:cs="Times New Roman"/>
         </w:rPr>
       </w:pPr>
       <w:r>
@@ -600,7 +600,7 @@
         <w:spacing w:line="276" w:lineRule="auto"/>
         <w:ind w:firstLineChars="100" w:firstLine="160"/>
         <w:rPr>
-          <w:rFonts w:ascii="Times New Roman" w:hAnsi="Times New Roman" w:cs="Times New Roman" w:hint="eastAsia"/>
+          <w:rFonts w:ascii="Times New Roman" w:hAnsi="Times New Roman" w:cs="Times New Roman"/>
         </w:rPr>
       </w:pPr>
       <w:r>
@@ -681,14 +681,12 @@
         </w:rPr>
         <w:t xml:space="preserve">, </w:t>
       </w:r>
-      <w:proofErr w:type="gramStart"/>
       <w:r>
         <w:rPr>
           <w:rFonts w:ascii="Times New Roman" w:hAnsi="Times New Roman" w:cs="Times New Roman" w:hint="eastAsia"/>
         </w:rPr>
         <w:t>段码管</w:t>
       </w:r>
-      <w:proofErr w:type="gramEnd"/>
     </w:p>
     <w:p>
       <w:pPr>
@@ -696,7 +694,7 @@
         <w:spacing w:line="276" w:lineRule="auto"/>
         <w:ind w:firstLineChars="100" w:firstLine="160"/>
         <w:rPr>
-          <w:rFonts w:ascii="Times New Roman" w:hAnsi="Times New Roman" w:cs="Times New Roman" w:hint="eastAsia"/>
+          <w:rFonts w:ascii="Times New Roman" w:hAnsi="Times New Roman" w:cs="Times New Roman"/>
         </w:rPr>
       </w:pPr>
       <w:r>
@@ -734,6 +732,12 @@
           <w:rFonts w:ascii="Times New Roman" w:hAnsi="Times New Roman" w:cs="Times New Roman" w:hint="eastAsia"/>
         </w:rPr>
         <w:t xml:space="preserve">, </w:t>
+      </w:r>
+      <w:r>
+        <w:rPr>
+          <w:rFonts w:ascii="Times New Roman" w:hAnsi="Times New Roman" w:cs="Times New Roman" w:hint="eastAsia"/>
+        </w:rPr>
+        <w:t xml:space="preserve">74HC573, </w:t>
       </w:r>
       <w:r>
         <w:rPr>
@@ -760,7 +764,7 @@
         <w:spacing w:line="240" w:lineRule="auto"/>
         <w:ind w:firstLineChars="100" w:firstLine="160"/>
         <w:rPr>
-          <w:rFonts w:ascii="Times New Roman" w:hAnsi="Times New Roman" w:cs="Times New Roman" w:hint="eastAsia"/>
+          <w:rFonts w:ascii="Times New Roman" w:hAnsi="Times New Roman" w:cs="Times New Roman"/>
         </w:rPr>
       </w:pPr>
       <w:r>
@@ -842,7 +846,7 @@
         <w:spacing w:line="276" w:lineRule="auto"/>
         <w:ind w:firstLineChars="100" w:firstLine="160"/>
         <w:rPr>
-          <w:rFonts w:ascii="Times New Roman" w:hAnsi="Times New Roman" w:cs="Times New Roman" w:hint="eastAsia"/>
+          <w:rFonts w:ascii="Times New Roman" w:hAnsi="Times New Roman" w:cs="Times New Roman"/>
         </w:rPr>
       </w:pPr>
       <w:r>
@@ -984,7 +988,7 @@
         <w:spacing w:line="240" w:lineRule="auto"/>
         <w:ind w:firstLineChars="100" w:firstLine="160"/>
         <w:rPr>
-          <w:rFonts w:ascii="Times New Roman" w:hAnsi="Times New Roman" w:cs="Times New Roman" w:hint="eastAsia"/>
+          <w:rFonts w:ascii="Times New Roman" w:hAnsi="Times New Roman" w:cs="Times New Roman"/>
         </w:rPr>
       </w:pPr>
       <w:r>
@@ -1114,16 +1118,8 @@
         <w:rPr>
           <w:rFonts w:ascii="Times New Roman" w:hAnsi="Times New Roman" w:cs="Times New Roman" w:hint="eastAsia"/>
         </w:rPr>
-        <w:t>光</w:t>
-      </w:r>
-      <w:proofErr w:type="gramStart"/>
-      <w:r>
-        <w:rPr>
-          <w:rFonts w:ascii="Times New Roman" w:hAnsi="Times New Roman" w:cs="Times New Roman" w:hint="eastAsia"/>
-        </w:rPr>
-        <w:t>耦</w:t>
-      </w:r>
-      <w:proofErr w:type="gramEnd"/>
+        <w:t>光耦</w:t>
+      </w:r>
       <w:r>
         <w:rPr>
           <w:rFonts w:ascii="Times New Roman" w:hAnsi="Times New Roman" w:cs="Times New Roman" w:hint="eastAsia"/>
@@ -1167,7 +1163,7 @@
       <w:pPr>
         <w:pStyle w:val="af2"/>
         <w:rPr>
-          <w:rFonts w:ascii="Times New Roman" w:hAnsi="Times New Roman" w:cs="Times New Roman" w:hint="eastAsia"/>
+          <w:rFonts w:ascii="Times New Roman" w:hAnsi="Times New Roman" w:cs="Times New Roman"/>
         </w:rPr>
       </w:pPr>
     </w:p>
@@ -1288,7 +1284,7 @@
         <w:spacing w:line="276" w:lineRule="auto"/>
         <w:ind w:firstLineChars="100" w:firstLine="160"/>
         <w:rPr>
-          <w:rFonts w:ascii="Times New Roman" w:hAnsi="Times New Roman" w:cs="Times New Roman" w:hint="eastAsia"/>
+          <w:rFonts w:ascii="Times New Roman" w:hAnsi="Times New Roman" w:cs="Times New Roman"/>
         </w:rPr>
       </w:pPr>
       <w:r>
@@ -1340,7 +1336,7 @@
       <w:pPr>
         <w:pStyle w:val="af2"/>
         <w:rPr>
-          <w:rFonts w:ascii="Times New Roman" w:hAnsi="Times New Roman" w:cs="Times New Roman" w:hint="eastAsia"/>
+          <w:rFonts w:ascii="Times New Roman" w:hAnsi="Times New Roman" w:cs="Times New Roman"/>
         </w:rPr>
       </w:pPr>
     </w:p>
@@ -1407,15 +1403,15 @@
       <w:pPr>
         <w:pStyle w:val="af2"/>
         <w:rPr>
-          <w:rFonts w:ascii="Times New Roman" w:hAnsi="Times New Roman" w:cs="Times New Roman" w:hint="eastAsia"/>
-        </w:rPr>
-      </w:pPr>
-    </w:p>
-    <w:p>
-      <w:pPr>
-        <w:pStyle w:val="af2"/>
-        <w:rPr>
-          <w:rFonts w:ascii="Times New Roman" w:hAnsi="Times New Roman" w:cs="Times New Roman" w:hint="eastAsia"/>
+          <w:rFonts w:ascii="Times New Roman" w:hAnsi="Times New Roman" w:cs="Times New Roman"/>
+        </w:rPr>
+      </w:pPr>
+    </w:p>
+    <w:p>
+      <w:pPr>
+        <w:pStyle w:val="af2"/>
+        <w:rPr>
+          <w:rFonts w:ascii="Times New Roman" w:hAnsi="Times New Roman" w:cs="Times New Roman"/>
         </w:rPr>
       </w:pPr>
     </w:p>
@@ -1449,7 +1445,7 @@
       <w:pPr>
         <w:pStyle w:val="af2"/>
         <w:rPr>
-          <w:rFonts w:ascii="Times New Roman" w:hAnsi="Times New Roman" w:cs="Times New Roman" w:hint="eastAsia"/>
+          <w:rFonts w:ascii="Times New Roman" w:hAnsi="Times New Roman" w:cs="Times New Roman"/>
         </w:rPr>
       </w:pPr>
     </w:p>
@@ -1487,7 +1483,7 @@
       <w:pPr>
         <w:pStyle w:val="af2"/>
         <w:rPr>
-          <w:rFonts w:ascii="Times New Roman" w:hAnsi="Times New Roman" w:cs="Times New Roman" w:hint="eastAsia"/>
+          <w:rFonts w:ascii="Times New Roman" w:hAnsi="Times New Roman" w:cs="Times New Roman"/>
         </w:rPr>
       </w:pPr>
     </w:p>
@@ -1525,7 +1521,7 @@
       <w:pPr>
         <w:pStyle w:val="af2"/>
         <w:rPr>
-          <w:rFonts w:ascii="Times New Roman" w:hAnsi="Times New Roman" w:cs="Times New Roman" w:hint="eastAsia"/>
+          <w:rFonts w:ascii="Times New Roman" w:hAnsi="Times New Roman" w:cs="Times New Roman"/>
         </w:rPr>
       </w:pPr>
     </w:p>
@@ -1563,7 +1559,7 @@
       <w:pPr>
         <w:pStyle w:val="af2"/>
         <w:rPr>
-          <w:rFonts w:ascii="Times New Roman" w:hAnsi="Times New Roman" w:cs="Times New Roman" w:hint="eastAsia"/>
+          <w:rFonts w:ascii="Times New Roman" w:hAnsi="Times New Roman" w:cs="Times New Roman"/>
         </w:rPr>
       </w:pPr>
     </w:p>
@@ -1597,15 +1593,15 @@
       <w:pPr>
         <w:pStyle w:val="af2"/>
         <w:rPr>
-          <w:rFonts w:ascii="Times New Roman" w:hAnsi="Times New Roman" w:cs="Times New Roman" w:hint="eastAsia"/>
-        </w:rPr>
-      </w:pPr>
-    </w:p>
-    <w:p>
-      <w:pPr>
-        <w:pStyle w:val="af2"/>
-        <w:rPr>
-          <w:rFonts w:ascii="Times New Roman" w:hAnsi="Times New Roman" w:cs="Times New Roman" w:hint="eastAsia"/>
+          <w:rFonts w:ascii="Times New Roman" w:hAnsi="Times New Roman" w:cs="Times New Roman"/>
+        </w:rPr>
+      </w:pPr>
+    </w:p>
+    <w:p>
+      <w:pPr>
+        <w:pStyle w:val="af2"/>
+        <w:rPr>
+          <w:rFonts w:ascii="Times New Roman" w:hAnsi="Times New Roman" w:cs="Times New Roman"/>
           <w:b/>
           <w:bCs/>
           <w:sz w:val="18"/>
@@ -1626,6 +1622,9 @@
     <w:p>
       <w:pPr>
         <w:pStyle w:val="af2"/>
+        <w:rPr>
+          <w:rFonts w:hint="eastAsia"/>
+        </w:rPr>
       </w:pPr>
     </w:p>
     <w:p>
@@ -1785,1636 +1784,1657 @@
     <w:p>
       <w:pPr>
         <w:pStyle w:val="af2"/>
-      </w:pPr>
-    </w:p>
-    <w:p>
-      <w:pPr>
-        <w:pStyle w:val="af2"/>
-      </w:pPr>
-    </w:p>
-    <w:p>
-      <w:pPr>
-        <w:pStyle w:val="af2"/>
-        <w:rPr>
-          <w:rFonts w:hint="eastAsia"/>
-        </w:rPr>
-      </w:pPr>
-    </w:p>
-    <w:p>
-      <w:pPr>
-        <w:pStyle w:val="af2"/>
-        <w:rPr>
-          <w:rFonts w:hint="eastAsia"/>
-        </w:rPr>
-      </w:pPr>
-    </w:p>
-    <w:p>
-      <w:pPr>
-        <w:pStyle w:val="af2"/>
-        <w:rPr>
-          <w:rFonts w:hint="eastAsia"/>
-        </w:rPr>
-      </w:pPr>
-    </w:p>
-    <w:p>
-      <w:pPr>
-        <w:pStyle w:val="af2"/>
-        <w:rPr>
-          <w:rFonts w:hint="eastAsia"/>
-        </w:rPr>
-      </w:pPr>
-    </w:p>
-    <w:p>
-      <w:pPr>
-        <w:pStyle w:val="af2"/>
-        <w:rPr>
-          <w:rFonts w:hint="eastAsia"/>
-        </w:rPr>
-      </w:pPr>
-    </w:p>
-    <w:p>
-      <w:pPr>
-        <w:pStyle w:val="af2"/>
-        <w:rPr>
-          <w:rFonts w:hint="eastAsia"/>
-        </w:rPr>
-      </w:pPr>
-    </w:p>
-    <w:p>
-      <w:pPr>
-        <w:pStyle w:val="af2"/>
-        <w:rPr>
-          <w:rFonts w:hint="eastAsia"/>
-        </w:rPr>
-      </w:pPr>
-    </w:p>
-    <w:p>
-      <w:pPr>
-        <w:pStyle w:val="af2"/>
-        <w:rPr>
-          <w:rFonts w:hint="eastAsia"/>
-        </w:rPr>
-      </w:pPr>
-    </w:p>
-    <w:p>
-      <w:pPr>
-        <w:pStyle w:val="af2"/>
-        <w:rPr>
-          <w:rFonts w:hint="eastAsia"/>
-        </w:rPr>
-      </w:pPr>
-    </w:p>
-    <w:p>
-      <w:pPr>
-        <w:pStyle w:val="af2"/>
-        <w:rPr>
-          <w:rFonts w:hint="eastAsia"/>
-        </w:rPr>
-      </w:pPr>
-    </w:p>
-    <w:p>
-      <w:pPr>
-        <w:pStyle w:val="af2"/>
-        <w:rPr>
-          <w:rFonts w:hint="eastAsia"/>
-        </w:rPr>
-      </w:pPr>
-    </w:p>
-    <w:p>
-      <w:pPr>
-        <w:pStyle w:val="af2"/>
-        <w:rPr>
-          <w:rFonts w:hint="eastAsia"/>
-        </w:rPr>
-      </w:pPr>
-    </w:p>
-    <w:p>
-      <w:pPr>
-        <w:pStyle w:val="af2"/>
-        <w:rPr>
-          <w:rFonts w:hint="eastAsia"/>
-        </w:rPr>
-      </w:pPr>
-    </w:p>
-    <w:p>
-      <w:pPr>
-        <w:pStyle w:val="af2"/>
-        <w:rPr>
-          <w:rFonts w:hint="eastAsia"/>
-        </w:rPr>
-      </w:pPr>
-    </w:p>
-    <w:p>
-      <w:pPr>
-        <w:pStyle w:val="af2"/>
-        <w:rPr>
-          <w:rFonts w:hint="eastAsia"/>
-        </w:rPr>
-      </w:pPr>
-    </w:p>
-    <w:p>
-      <w:pPr>
-        <w:pStyle w:val="af2"/>
-        <w:rPr>
-          <w:rFonts w:hint="eastAsia"/>
-        </w:rPr>
-      </w:pPr>
-    </w:p>
-    <w:p>
-      <w:pPr>
-        <w:pStyle w:val="af2"/>
-        <w:rPr>
-          <w:rFonts w:hint="eastAsia"/>
-        </w:rPr>
-      </w:pPr>
-    </w:p>
-    <w:p>
-      <w:pPr>
-        <w:pStyle w:val="af2"/>
-        <w:rPr>
-          <w:rFonts w:hint="eastAsia"/>
-        </w:rPr>
-      </w:pPr>
-    </w:p>
-    <w:p>
-      <w:pPr>
-        <w:pStyle w:val="af2"/>
-        <w:rPr>
-          <w:rFonts w:hint="eastAsia"/>
-        </w:rPr>
-      </w:pPr>
-    </w:p>
-    <w:p>
-      <w:pPr>
-        <w:pStyle w:val="af2"/>
-        <w:rPr>
-          <w:rFonts w:hint="eastAsia"/>
-        </w:rPr>
-      </w:pPr>
-    </w:p>
-    <w:p>
-      <w:pPr>
-        <w:pStyle w:val="af2"/>
-        <w:rPr>
-          <w:rFonts w:hint="eastAsia"/>
-        </w:rPr>
-      </w:pPr>
-    </w:p>
-    <w:p>
-      <w:pPr>
-        <w:pStyle w:val="af2"/>
-        <w:rPr>
-          <w:rFonts w:hint="eastAsia"/>
-        </w:rPr>
-      </w:pPr>
-    </w:p>
-    <w:p>
-      <w:pPr>
-        <w:pStyle w:val="af2"/>
-        <w:rPr>
-          <w:rFonts w:hint="eastAsia"/>
-        </w:rPr>
-      </w:pPr>
-    </w:p>
-    <w:p>
-      <w:pPr>
-        <w:pStyle w:val="af2"/>
-        <w:rPr>
-          <w:rFonts w:hint="eastAsia"/>
-        </w:rPr>
-      </w:pPr>
-    </w:p>
-    <w:p>
-      <w:pPr>
-        <w:pStyle w:val="af2"/>
-        <w:rPr>
-          <w:rFonts w:hint="eastAsia"/>
-        </w:rPr>
-      </w:pPr>
-    </w:p>
-    <w:p>
-      <w:pPr>
-        <w:pStyle w:val="af2"/>
-        <w:rPr>
-          <w:rFonts w:hint="eastAsia"/>
-        </w:rPr>
-      </w:pPr>
-    </w:p>
-    <w:p>
-      <w:pPr>
-        <w:pStyle w:val="af2"/>
-        <w:rPr>
-          <w:rFonts w:hint="eastAsia"/>
-        </w:rPr>
-      </w:pPr>
-    </w:p>
-    <w:p>
-      <w:pPr>
-        <w:pStyle w:val="af2"/>
-        <w:rPr>
-          <w:rFonts w:hint="eastAsia"/>
-        </w:rPr>
-      </w:pPr>
-    </w:p>
-    <w:p>
-      <w:pPr>
-        <w:pStyle w:val="af2"/>
-        <w:rPr>
-          <w:rFonts w:hint="eastAsia"/>
-        </w:rPr>
-      </w:pPr>
-    </w:p>
-    <w:p>
-      <w:pPr>
-        <w:pStyle w:val="af2"/>
-        <w:rPr>
-          <w:rFonts w:hint="eastAsia"/>
-        </w:rPr>
-      </w:pPr>
-    </w:p>
-    <w:p>
-      <w:pPr>
-        <w:pStyle w:val="af2"/>
-        <w:rPr>
-          <w:rFonts w:hint="eastAsia"/>
-        </w:rPr>
-      </w:pPr>
-    </w:p>
-    <w:p>
-      <w:pPr>
-        <w:pStyle w:val="af2"/>
-        <w:rPr>
-          <w:rFonts w:hint="eastAsia"/>
-        </w:rPr>
-      </w:pPr>
-    </w:p>
-    <w:p>
-      <w:pPr>
-        <w:pStyle w:val="af2"/>
-        <w:rPr>
-          <w:rFonts w:hint="eastAsia"/>
-        </w:rPr>
-      </w:pPr>
-    </w:p>
-    <w:p>
-      <w:pPr>
-        <w:pStyle w:val="af2"/>
-        <w:rPr>
-          <w:rFonts w:hint="eastAsia"/>
-        </w:rPr>
-      </w:pPr>
-    </w:p>
-    <w:p>
-      <w:pPr>
-        <w:pStyle w:val="af2"/>
-        <w:rPr>
-          <w:rFonts w:hint="eastAsia"/>
-        </w:rPr>
-      </w:pPr>
-    </w:p>
-    <w:p>
-      <w:pPr>
-        <w:pStyle w:val="af2"/>
-        <w:rPr>
-          <w:rFonts w:hint="eastAsia"/>
-        </w:rPr>
-      </w:pPr>
-    </w:p>
-    <w:p>
-      <w:pPr>
-        <w:pStyle w:val="af2"/>
-        <w:rPr>
-          <w:rFonts w:hint="eastAsia"/>
-        </w:rPr>
-      </w:pPr>
-    </w:p>
-    <w:p>
-      <w:pPr>
-        <w:pStyle w:val="af2"/>
-        <w:rPr>
-          <w:rFonts w:hint="eastAsia"/>
-        </w:rPr>
-      </w:pPr>
-    </w:p>
-    <w:p>
-      <w:pPr>
-        <w:pStyle w:val="af2"/>
-        <w:rPr>
-          <w:rFonts w:hint="eastAsia"/>
-        </w:rPr>
-      </w:pPr>
-    </w:p>
-    <w:p>
-      <w:pPr>
-        <w:pStyle w:val="af2"/>
-        <w:rPr>
-          <w:rFonts w:hint="eastAsia"/>
-        </w:rPr>
-      </w:pPr>
-    </w:p>
-    <w:p>
-      <w:pPr>
-        <w:pStyle w:val="af2"/>
-        <w:rPr>
-          <w:rFonts w:hint="eastAsia"/>
-        </w:rPr>
-      </w:pPr>
-    </w:p>
-    <w:p>
-      <w:pPr>
-        <w:pStyle w:val="af2"/>
-        <w:rPr>
-          <w:rFonts w:hint="eastAsia"/>
-        </w:rPr>
-      </w:pPr>
-    </w:p>
-    <w:p>
-      <w:pPr>
-        <w:pStyle w:val="af2"/>
-        <w:rPr>
-          <w:rFonts w:hint="eastAsia"/>
-        </w:rPr>
-      </w:pPr>
-    </w:p>
-    <w:p>
-      <w:pPr>
-        <w:pStyle w:val="af2"/>
-        <w:rPr>
-          <w:rFonts w:hint="eastAsia"/>
-        </w:rPr>
-      </w:pPr>
-    </w:p>
-    <w:p>
-      <w:pPr>
-        <w:pStyle w:val="af2"/>
-        <w:rPr>
-          <w:rFonts w:hint="eastAsia"/>
-        </w:rPr>
-      </w:pPr>
-    </w:p>
-    <w:p>
-      <w:pPr>
-        <w:pStyle w:val="af2"/>
-        <w:rPr>
-          <w:rFonts w:hint="eastAsia"/>
-        </w:rPr>
-      </w:pPr>
-    </w:p>
-    <w:p>
-      <w:pPr>
-        <w:pStyle w:val="af2"/>
-        <w:rPr>
-          <w:rFonts w:hint="eastAsia"/>
-        </w:rPr>
-      </w:pPr>
-    </w:p>
-    <w:p>
-      <w:pPr>
-        <w:pStyle w:val="af2"/>
-        <w:rPr>
-          <w:rFonts w:hint="eastAsia"/>
-        </w:rPr>
-      </w:pPr>
-    </w:p>
-    <w:p>
-      <w:pPr>
-        <w:pStyle w:val="af2"/>
-        <w:rPr>
-          <w:rFonts w:hint="eastAsia"/>
-        </w:rPr>
-      </w:pPr>
-    </w:p>
-    <w:p>
-      <w:pPr>
-        <w:pStyle w:val="af2"/>
-        <w:rPr>
-          <w:rFonts w:hint="eastAsia"/>
-        </w:rPr>
-      </w:pPr>
-    </w:p>
-    <w:p>
-      <w:pPr>
-        <w:pStyle w:val="af2"/>
-        <w:rPr>
-          <w:rFonts w:hint="eastAsia"/>
-        </w:rPr>
-      </w:pPr>
-    </w:p>
-    <w:p>
-      <w:pPr>
-        <w:pStyle w:val="af2"/>
-        <w:rPr>
-          <w:rFonts w:hint="eastAsia"/>
-        </w:rPr>
-      </w:pPr>
-    </w:p>
-    <w:p>
-      <w:pPr>
-        <w:pStyle w:val="af2"/>
-        <w:rPr>
-          <w:rFonts w:hint="eastAsia"/>
-        </w:rPr>
-      </w:pPr>
-    </w:p>
-    <w:p>
-      <w:pPr>
-        <w:pStyle w:val="af2"/>
-        <w:rPr>
-          <w:rFonts w:hint="eastAsia"/>
-        </w:rPr>
-      </w:pPr>
-    </w:p>
-    <w:p>
-      <w:pPr>
-        <w:pStyle w:val="af2"/>
-        <w:rPr>
-          <w:rFonts w:hint="eastAsia"/>
-        </w:rPr>
-      </w:pPr>
-    </w:p>
-    <w:p>
-      <w:pPr>
-        <w:pStyle w:val="af2"/>
-        <w:rPr>
-          <w:rFonts w:hint="eastAsia"/>
-        </w:rPr>
-      </w:pPr>
-    </w:p>
-    <w:p>
-      <w:pPr>
-        <w:pStyle w:val="af2"/>
-        <w:rPr>
-          <w:rFonts w:hint="eastAsia"/>
-        </w:rPr>
-      </w:pPr>
-    </w:p>
-    <w:p>
-      <w:pPr>
-        <w:pStyle w:val="af2"/>
-        <w:rPr>
-          <w:rFonts w:hint="eastAsia"/>
-        </w:rPr>
-      </w:pPr>
-    </w:p>
-    <w:p>
-      <w:pPr>
-        <w:pStyle w:val="af2"/>
-        <w:rPr>
-          <w:rFonts w:hint="eastAsia"/>
-        </w:rPr>
-      </w:pPr>
-    </w:p>
-    <w:p>
-      <w:pPr>
-        <w:pStyle w:val="af2"/>
-        <w:rPr>
-          <w:rFonts w:hint="eastAsia"/>
-        </w:rPr>
-      </w:pPr>
-    </w:p>
-    <w:p>
-      <w:pPr>
-        <w:pStyle w:val="af2"/>
-        <w:rPr>
-          <w:rFonts w:hint="eastAsia"/>
-        </w:rPr>
-      </w:pPr>
-    </w:p>
-    <w:p>
-      <w:pPr>
-        <w:pStyle w:val="af2"/>
-        <w:rPr>
-          <w:rFonts w:hint="eastAsia"/>
-        </w:rPr>
-      </w:pPr>
-    </w:p>
-    <w:p>
-      <w:pPr>
-        <w:pStyle w:val="af2"/>
-        <w:rPr>
-          <w:rFonts w:hint="eastAsia"/>
-        </w:rPr>
-      </w:pPr>
-    </w:p>
-    <w:p>
-      <w:pPr>
-        <w:pStyle w:val="af2"/>
-        <w:rPr>
-          <w:rFonts w:hint="eastAsia"/>
-        </w:rPr>
-      </w:pPr>
-    </w:p>
-    <w:p>
-      <w:pPr>
-        <w:pStyle w:val="af2"/>
-        <w:rPr>
-          <w:rFonts w:hint="eastAsia"/>
-        </w:rPr>
-      </w:pPr>
-    </w:p>
-    <w:p>
-      <w:pPr>
-        <w:pStyle w:val="af2"/>
-        <w:rPr>
-          <w:rFonts w:hint="eastAsia"/>
-        </w:rPr>
-      </w:pPr>
-    </w:p>
-    <w:p>
-      <w:pPr>
-        <w:pStyle w:val="af2"/>
-        <w:rPr>
-          <w:rFonts w:hint="eastAsia"/>
-        </w:rPr>
-      </w:pPr>
-    </w:p>
-    <w:p>
-      <w:pPr>
-        <w:pStyle w:val="af2"/>
-        <w:rPr>
-          <w:rFonts w:hint="eastAsia"/>
-        </w:rPr>
-      </w:pPr>
-    </w:p>
-    <w:p>
-      <w:pPr>
-        <w:pStyle w:val="af2"/>
-        <w:rPr>
-          <w:rFonts w:hint="eastAsia"/>
-        </w:rPr>
-      </w:pPr>
-    </w:p>
-    <w:p>
-      <w:pPr>
-        <w:pStyle w:val="af2"/>
-        <w:rPr>
-          <w:rFonts w:hint="eastAsia"/>
-        </w:rPr>
-      </w:pPr>
-    </w:p>
-    <w:p>
-      <w:pPr>
-        <w:pStyle w:val="af2"/>
-        <w:rPr>
-          <w:rFonts w:hint="eastAsia"/>
-        </w:rPr>
-      </w:pPr>
-    </w:p>
-    <w:p>
-      <w:pPr>
-        <w:pStyle w:val="af2"/>
-        <w:rPr>
-          <w:rFonts w:hint="eastAsia"/>
-        </w:rPr>
-      </w:pPr>
-    </w:p>
-    <w:p>
-      <w:pPr>
-        <w:pStyle w:val="af2"/>
-        <w:rPr>
-          <w:rFonts w:hint="eastAsia"/>
-        </w:rPr>
-      </w:pPr>
-    </w:p>
-    <w:p>
-      <w:pPr>
-        <w:pStyle w:val="af2"/>
-        <w:rPr>
-          <w:rFonts w:hint="eastAsia"/>
-        </w:rPr>
-      </w:pPr>
-    </w:p>
-    <w:p>
-      <w:pPr>
-        <w:pStyle w:val="af2"/>
-        <w:rPr>
-          <w:rFonts w:hint="eastAsia"/>
-        </w:rPr>
-      </w:pPr>
-    </w:p>
-    <w:p>
-      <w:pPr>
-        <w:pStyle w:val="af2"/>
-        <w:rPr>
-          <w:rFonts w:hint="eastAsia"/>
-        </w:rPr>
-      </w:pPr>
-    </w:p>
-    <w:p>
-      <w:pPr>
-        <w:pStyle w:val="af2"/>
-        <w:rPr>
-          <w:rFonts w:hint="eastAsia"/>
-        </w:rPr>
-      </w:pPr>
-    </w:p>
-    <w:p>
-      <w:pPr>
-        <w:pStyle w:val="af2"/>
-        <w:rPr>
-          <w:rFonts w:hint="eastAsia"/>
-        </w:rPr>
-      </w:pPr>
-    </w:p>
-    <w:p>
-      <w:pPr>
-        <w:pStyle w:val="af2"/>
-        <w:rPr>
-          <w:rFonts w:hint="eastAsia"/>
-        </w:rPr>
-      </w:pPr>
-    </w:p>
-    <w:p>
-      <w:pPr>
-        <w:pStyle w:val="af2"/>
-        <w:rPr>
-          <w:rFonts w:hint="eastAsia"/>
-        </w:rPr>
-      </w:pPr>
-    </w:p>
-    <w:p>
-      <w:pPr>
-        <w:pStyle w:val="af2"/>
-        <w:rPr>
-          <w:rFonts w:hint="eastAsia"/>
-        </w:rPr>
-      </w:pPr>
-    </w:p>
-    <w:p>
-      <w:pPr>
-        <w:pStyle w:val="af2"/>
-        <w:rPr>
-          <w:rFonts w:hint="eastAsia"/>
-        </w:rPr>
-      </w:pPr>
-    </w:p>
-    <w:p>
-      <w:pPr>
-        <w:pStyle w:val="af2"/>
-        <w:rPr>
-          <w:rFonts w:hint="eastAsia"/>
-        </w:rPr>
-      </w:pPr>
-    </w:p>
-    <w:p>
-      <w:pPr>
-        <w:pStyle w:val="af2"/>
-        <w:rPr>
-          <w:rFonts w:hint="eastAsia"/>
-        </w:rPr>
-      </w:pPr>
-    </w:p>
-    <w:p>
-      <w:pPr>
-        <w:pStyle w:val="af2"/>
-        <w:rPr>
-          <w:rFonts w:hint="eastAsia"/>
-        </w:rPr>
-      </w:pPr>
-    </w:p>
-    <w:p>
-      <w:pPr>
-        <w:pStyle w:val="af2"/>
-        <w:rPr>
-          <w:rFonts w:hint="eastAsia"/>
-        </w:rPr>
-      </w:pPr>
-    </w:p>
-    <w:p>
-      <w:pPr>
-        <w:pStyle w:val="af2"/>
-        <w:rPr>
-          <w:rFonts w:hint="eastAsia"/>
-        </w:rPr>
-      </w:pPr>
-    </w:p>
-    <w:p>
-      <w:pPr>
-        <w:pStyle w:val="af2"/>
-        <w:rPr>
-          <w:rFonts w:hint="eastAsia"/>
-        </w:rPr>
-      </w:pPr>
-    </w:p>
-    <w:p>
-      <w:pPr>
-        <w:pStyle w:val="af2"/>
-        <w:rPr>
-          <w:rFonts w:hint="eastAsia"/>
-        </w:rPr>
-      </w:pPr>
-    </w:p>
-    <w:p>
-      <w:pPr>
-        <w:pStyle w:val="af2"/>
-        <w:rPr>
-          <w:rFonts w:hint="eastAsia"/>
-        </w:rPr>
-      </w:pPr>
-    </w:p>
-    <w:p>
-      <w:pPr>
-        <w:pStyle w:val="af2"/>
-        <w:rPr>
-          <w:rFonts w:hint="eastAsia"/>
-        </w:rPr>
-      </w:pPr>
-    </w:p>
-    <w:p>
-      <w:pPr>
-        <w:pStyle w:val="af2"/>
-        <w:rPr>
-          <w:rFonts w:hint="eastAsia"/>
-        </w:rPr>
-      </w:pPr>
-    </w:p>
-    <w:p>
-      <w:pPr>
-        <w:pStyle w:val="af2"/>
-        <w:rPr>
-          <w:rFonts w:hint="eastAsia"/>
-        </w:rPr>
-      </w:pPr>
-    </w:p>
-    <w:p>
-      <w:pPr>
-        <w:pStyle w:val="af2"/>
-        <w:rPr>
-          <w:rFonts w:hint="eastAsia"/>
-        </w:rPr>
-      </w:pPr>
-    </w:p>
-    <w:p>
-      <w:pPr>
-        <w:pStyle w:val="af2"/>
-        <w:rPr>
-          <w:rFonts w:hint="eastAsia"/>
-        </w:rPr>
-      </w:pPr>
-    </w:p>
-    <w:p>
-      <w:pPr>
-        <w:pStyle w:val="af2"/>
-        <w:rPr>
-          <w:rFonts w:hint="eastAsia"/>
-        </w:rPr>
-      </w:pPr>
-    </w:p>
-    <w:p>
-      <w:pPr>
-        <w:pStyle w:val="af2"/>
-        <w:rPr>
-          <w:rFonts w:hint="eastAsia"/>
-        </w:rPr>
-      </w:pPr>
-    </w:p>
-    <w:p>
-      <w:pPr>
-        <w:pStyle w:val="af2"/>
-        <w:rPr>
-          <w:rFonts w:hint="eastAsia"/>
-        </w:rPr>
-      </w:pPr>
-    </w:p>
-    <w:p>
-      <w:pPr>
-        <w:pStyle w:val="af2"/>
-        <w:rPr>
-          <w:rFonts w:hint="eastAsia"/>
-        </w:rPr>
-      </w:pPr>
-    </w:p>
-    <w:p>
-      <w:pPr>
-        <w:pStyle w:val="af2"/>
-        <w:rPr>
-          <w:rFonts w:hint="eastAsia"/>
-        </w:rPr>
-      </w:pPr>
-    </w:p>
-    <w:p>
-      <w:pPr>
-        <w:pStyle w:val="af2"/>
-        <w:rPr>
-          <w:rFonts w:hint="eastAsia"/>
-        </w:rPr>
-      </w:pPr>
-    </w:p>
-    <w:p>
-      <w:pPr>
-        <w:pStyle w:val="af2"/>
-        <w:rPr>
-          <w:rFonts w:hint="eastAsia"/>
-        </w:rPr>
-      </w:pPr>
-    </w:p>
-    <w:p>
-      <w:pPr>
-        <w:pStyle w:val="af2"/>
-        <w:rPr>
-          <w:rFonts w:hint="eastAsia"/>
-        </w:rPr>
-      </w:pPr>
-    </w:p>
-    <w:p>
-      <w:pPr>
-        <w:pStyle w:val="af2"/>
-        <w:rPr>
-          <w:rFonts w:hint="eastAsia"/>
-        </w:rPr>
-      </w:pPr>
-    </w:p>
-    <w:p>
-      <w:pPr>
-        <w:pStyle w:val="af2"/>
-        <w:rPr>
-          <w:rFonts w:hint="eastAsia"/>
-        </w:rPr>
-      </w:pPr>
-    </w:p>
-    <w:p>
-      <w:pPr>
-        <w:pStyle w:val="af2"/>
-        <w:rPr>
-          <w:rFonts w:hint="eastAsia"/>
-        </w:rPr>
-      </w:pPr>
-    </w:p>
-    <w:p>
-      <w:pPr>
-        <w:pStyle w:val="af2"/>
-        <w:rPr>
-          <w:rFonts w:hint="eastAsia"/>
-        </w:rPr>
-      </w:pPr>
-    </w:p>
-    <w:p>
-      <w:pPr>
-        <w:pStyle w:val="af2"/>
-        <w:rPr>
-          <w:rFonts w:hint="eastAsia"/>
-        </w:rPr>
-      </w:pPr>
-    </w:p>
-    <w:p>
-      <w:pPr>
-        <w:pStyle w:val="af2"/>
-        <w:rPr>
-          <w:rFonts w:hint="eastAsia"/>
-        </w:rPr>
-      </w:pPr>
-    </w:p>
-    <w:p>
-      <w:pPr>
-        <w:pStyle w:val="af2"/>
-        <w:rPr>
-          <w:rFonts w:hint="eastAsia"/>
-        </w:rPr>
-      </w:pPr>
-    </w:p>
-    <w:p>
-      <w:pPr>
-        <w:pStyle w:val="af2"/>
-        <w:rPr>
-          <w:rFonts w:hint="eastAsia"/>
-        </w:rPr>
-      </w:pPr>
-    </w:p>
-    <w:p>
-      <w:pPr>
-        <w:pStyle w:val="af2"/>
-        <w:rPr>
-          <w:rFonts w:hint="eastAsia"/>
-        </w:rPr>
-      </w:pPr>
-    </w:p>
-    <w:p>
-      <w:pPr>
-        <w:pStyle w:val="af2"/>
-        <w:rPr>
-          <w:rFonts w:hint="eastAsia"/>
-        </w:rPr>
-      </w:pPr>
-    </w:p>
-    <w:p>
-      <w:pPr>
-        <w:pStyle w:val="af2"/>
-        <w:rPr>
-          <w:rFonts w:hint="eastAsia"/>
-        </w:rPr>
-      </w:pPr>
-    </w:p>
-    <w:p>
-      <w:pPr>
-        <w:pStyle w:val="af2"/>
-        <w:rPr>
-          <w:rFonts w:hint="eastAsia"/>
-        </w:rPr>
-      </w:pPr>
-    </w:p>
-    <w:p>
-      <w:pPr>
-        <w:pStyle w:val="af2"/>
-        <w:rPr>
-          <w:rFonts w:hint="eastAsia"/>
-        </w:rPr>
-      </w:pPr>
-    </w:p>
-    <w:p>
-      <w:pPr>
-        <w:pStyle w:val="af2"/>
-        <w:rPr>
-          <w:rFonts w:hint="eastAsia"/>
-        </w:rPr>
-      </w:pPr>
-    </w:p>
-    <w:p>
-      <w:pPr>
-        <w:pStyle w:val="af2"/>
-        <w:rPr>
-          <w:rFonts w:hint="eastAsia"/>
-        </w:rPr>
-      </w:pPr>
-    </w:p>
-    <w:p>
-      <w:pPr>
-        <w:pStyle w:val="af2"/>
-        <w:rPr>
-          <w:rFonts w:hint="eastAsia"/>
-        </w:rPr>
-      </w:pPr>
-    </w:p>
-    <w:p>
-      <w:pPr>
-        <w:pStyle w:val="af2"/>
-        <w:rPr>
-          <w:rFonts w:hint="eastAsia"/>
-        </w:rPr>
-      </w:pPr>
-    </w:p>
-    <w:p>
-      <w:pPr>
-        <w:pStyle w:val="af2"/>
-        <w:rPr>
-          <w:rFonts w:hint="eastAsia"/>
-        </w:rPr>
-      </w:pPr>
-    </w:p>
-    <w:p>
-      <w:pPr>
-        <w:pStyle w:val="af2"/>
-        <w:rPr>
-          <w:rFonts w:hint="eastAsia"/>
-        </w:rPr>
-      </w:pPr>
-    </w:p>
-    <w:p>
-      <w:pPr>
-        <w:pStyle w:val="af2"/>
-        <w:rPr>
-          <w:rFonts w:hint="eastAsia"/>
-        </w:rPr>
-      </w:pPr>
-    </w:p>
-    <w:p>
-      <w:pPr>
-        <w:pStyle w:val="af2"/>
-        <w:rPr>
-          <w:rFonts w:hint="eastAsia"/>
-        </w:rPr>
-      </w:pPr>
-    </w:p>
-    <w:p>
-      <w:pPr>
-        <w:pStyle w:val="af2"/>
-        <w:rPr>
-          <w:rFonts w:hint="eastAsia"/>
-        </w:rPr>
-      </w:pPr>
-    </w:p>
-    <w:p>
-      <w:pPr>
-        <w:pStyle w:val="af2"/>
-        <w:rPr>
-          <w:rFonts w:hint="eastAsia"/>
-        </w:rPr>
-      </w:pPr>
-    </w:p>
-    <w:p>
-      <w:pPr>
-        <w:pStyle w:val="af2"/>
-        <w:rPr>
-          <w:rFonts w:hint="eastAsia"/>
-        </w:rPr>
-      </w:pPr>
-    </w:p>
-    <w:p>
-      <w:pPr>
-        <w:pStyle w:val="af2"/>
-        <w:rPr>
-          <w:rFonts w:hint="eastAsia"/>
-        </w:rPr>
-      </w:pPr>
-    </w:p>
-    <w:p>
-      <w:pPr>
-        <w:pStyle w:val="af2"/>
-        <w:rPr>
-          <w:rFonts w:hint="eastAsia"/>
-        </w:rPr>
-      </w:pPr>
-    </w:p>
-    <w:p>
-      <w:pPr>
-        <w:pStyle w:val="af2"/>
-        <w:rPr>
-          <w:rFonts w:hint="eastAsia"/>
-        </w:rPr>
-      </w:pPr>
-    </w:p>
-    <w:p>
-      <w:pPr>
-        <w:pStyle w:val="af2"/>
-        <w:rPr>
-          <w:rFonts w:hint="eastAsia"/>
-        </w:rPr>
-      </w:pPr>
-    </w:p>
-    <w:p>
-      <w:pPr>
-        <w:pStyle w:val="af2"/>
-        <w:rPr>
-          <w:rFonts w:hint="eastAsia"/>
-        </w:rPr>
-      </w:pPr>
-    </w:p>
-    <w:p>
-      <w:pPr>
-        <w:pStyle w:val="af2"/>
-        <w:rPr>
-          <w:rFonts w:hint="eastAsia"/>
-        </w:rPr>
-      </w:pPr>
-    </w:p>
-    <w:p>
-      <w:pPr>
-        <w:pStyle w:val="af2"/>
-        <w:rPr>
-          <w:rFonts w:hint="eastAsia"/>
-        </w:rPr>
-      </w:pPr>
-    </w:p>
-    <w:p>
-      <w:pPr>
-        <w:pStyle w:val="af2"/>
-        <w:rPr>
-          <w:rFonts w:hint="eastAsia"/>
-        </w:rPr>
-      </w:pPr>
-    </w:p>
-    <w:p>
-      <w:pPr>
-        <w:pStyle w:val="af2"/>
-        <w:rPr>
-          <w:rFonts w:hint="eastAsia"/>
-        </w:rPr>
-      </w:pPr>
-    </w:p>
-    <w:p>
-      <w:pPr>
-        <w:pStyle w:val="af2"/>
-        <w:rPr>
-          <w:rFonts w:hint="eastAsia"/>
-        </w:rPr>
-      </w:pPr>
-    </w:p>
-    <w:p>
-      <w:pPr>
-        <w:pStyle w:val="af2"/>
-        <w:rPr>
-          <w:rFonts w:hint="eastAsia"/>
-        </w:rPr>
-      </w:pPr>
-    </w:p>
-    <w:p>
-      <w:pPr>
-        <w:pStyle w:val="af2"/>
-        <w:rPr>
-          <w:rFonts w:hint="eastAsia"/>
-        </w:rPr>
-      </w:pPr>
-    </w:p>
-    <w:p>
-      <w:pPr>
-        <w:pStyle w:val="af2"/>
-        <w:rPr>
-          <w:rFonts w:hint="eastAsia"/>
-        </w:rPr>
-      </w:pPr>
-    </w:p>
-    <w:p>
-      <w:pPr>
-        <w:pStyle w:val="af2"/>
-        <w:rPr>
-          <w:rFonts w:hint="eastAsia"/>
-        </w:rPr>
-      </w:pPr>
-    </w:p>
-    <w:p>
-      <w:pPr>
-        <w:pStyle w:val="af2"/>
-        <w:rPr>
-          <w:rFonts w:hint="eastAsia"/>
-        </w:rPr>
-      </w:pPr>
-    </w:p>
-    <w:p>
-      <w:pPr>
-        <w:pStyle w:val="af2"/>
-        <w:rPr>
-          <w:rFonts w:hint="eastAsia"/>
-        </w:rPr>
-      </w:pPr>
-    </w:p>
-    <w:p>
-      <w:pPr>
-        <w:pStyle w:val="af2"/>
-        <w:rPr>
-          <w:rFonts w:hint="eastAsia"/>
-        </w:rPr>
-      </w:pPr>
-    </w:p>
-    <w:p>
-      <w:pPr>
-        <w:pStyle w:val="af2"/>
-        <w:rPr>
-          <w:rFonts w:hint="eastAsia"/>
-        </w:rPr>
-      </w:pPr>
-    </w:p>
-    <w:p>
-      <w:pPr>
-        <w:pStyle w:val="af2"/>
-        <w:rPr>
-          <w:rFonts w:hint="eastAsia"/>
-        </w:rPr>
-      </w:pPr>
-    </w:p>
-    <w:p>
-      <w:pPr>
-        <w:pStyle w:val="af2"/>
-        <w:rPr>
-          <w:rFonts w:hint="eastAsia"/>
-        </w:rPr>
-      </w:pPr>
-    </w:p>
-    <w:p>
-      <w:pPr>
-        <w:pStyle w:val="af2"/>
-        <w:rPr>
-          <w:rFonts w:hint="eastAsia"/>
-        </w:rPr>
-      </w:pPr>
-    </w:p>
-    <w:p>
-      <w:pPr>
-        <w:pStyle w:val="af2"/>
-        <w:rPr>
-          <w:rFonts w:hint="eastAsia"/>
-        </w:rPr>
-      </w:pPr>
-    </w:p>
-    <w:p>
-      <w:pPr>
-        <w:pStyle w:val="af2"/>
-        <w:rPr>
-          <w:rFonts w:hint="eastAsia"/>
-        </w:rPr>
-      </w:pPr>
-    </w:p>
-    <w:p>
-      <w:pPr>
-        <w:pStyle w:val="af2"/>
-        <w:rPr>
-          <w:rFonts w:hint="eastAsia"/>
-        </w:rPr>
-      </w:pPr>
-    </w:p>
-    <w:p>
-      <w:pPr>
-        <w:pStyle w:val="af2"/>
-        <w:rPr>
-          <w:rFonts w:hint="eastAsia"/>
-        </w:rPr>
-      </w:pPr>
-    </w:p>
-    <w:p>
-      <w:pPr>
-        <w:pStyle w:val="af2"/>
-        <w:rPr>
-          <w:rFonts w:hint="eastAsia"/>
-        </w:rPr>
-      </w:pPr>
-    </w:p>
-    <w:p>
-      <w:pPr>
-        <w:pStyle w:val="af2"/>
-        <w:rPr>
-          <w:rFonts w:hint="eastAsia"/>
-        </w:rPr>
-      </w:pPr>
-    </w:p>
-    <w:p>
-      <w:pPr>
-        <w:pStyle w:val="af2"/>
-        <w:rPr>
-          <w:rFonts w:hint="eastAsia"/>
-        </w:rPr>
-      </w:pPr>
-    </w:p>
-    <w:p>
-      <w:pPr>
-        <w:pStyle w:val="af2"/>
-        <w:rPr>
-          <w:rFonts w:hint="eastAsia"/>
-        </w:rPr>
-      </w:pPr>
-    </w:p>
-    <w:p>
-      <w:pPr>
-        <w:pStyle w:val="af2"/>
-        <w:rPr>
-          <w:rFonts w:hint="eastAsia"/>
-        </w:rPr>
-      </w:pPr>
-    </w:p>
-    <w:p>
-      <w:pPr>
-        <w:pStyle w:val="af2"/>
-        <w:rPr>
-          <w:rFonts w:hint="eastAsia"/>
-        </w:rPr>
-      </w:pPr>
-    </w:p>
-    <w:p>
-      <w:pPr>
-        <w:pStyle w:val="af2"/>
-        <w:rPr>
-          <w:rFonts w:hint="eastAsia"/>
-        </w:rPr>
-      </w:pPr>
-    </w:p>
-    <w:p>
-      <w:pPr>
-        <w:pStyle w:val="af2"/>
-        <w:rPr>
-          <w:rFonts w:hint="eastAsia"/>
-        </w:rPr>
-      </w:pPr>
-    </w:p>
-    <w:p>
-      <w:pPr>
-        <w:pStyle w:val="af2"/>
-        <w:rPr>
-          <w:rFonts w:hint="eastAsia"/>
-        </w:rPr>
-      </w:pPr>
-    </w:p>
-    <w:p>
-      <w:pPr>
-        <w:pStyle w:val="af2"/>
-        <w:rPr>
-          <w:rFonts w:hint="eastAsia"/>
-        </w:rPr>
-      </w:pPr>
-    </w:p>
-    <w:p>
-      <w:pPr>
-        <w:pStyle w:val="af2"/>
-        <w:rPr>
-          <w:rFonts w:hint="eastAsia"/>
-        </w:rPr>
-      </w:pPr>
-    </w:p>
-    <w:p>
-      <w:pPr>
-        <w:pStyle w:val="af2"/>
-        <w:rPr>
-          <w:rFonts w:hint="eastAsia"/>
-        </w:rPr>
-      </w:pPr>
-    </w:p>
-    <w:p>
-      <w:pPr>
-        <w:pStyle w:val="af2"/>
-        <w:rPr>
-          <w:rFonts w:hint="eastAsia"/>
-        </w:rPr>
-      </w:pPr>
-    </w:p>
-    <w:p>
-      <w:pPr>
-        <w:pStyle w:val="af2"/>
-        <w:rPr>
-          <w:rFonts w:hint="eastAsia"/>
-        </w:rPr>
-      </w:pPr>
-    </w:p>
-    <w:p>
-      <w:pPr>
-        <w:pStyle w:val="af2"/>
-        <w:rPr>
-          <w:rFonts w:hint="eastAsia"/>
-        </w:rPr>
-      </w:pPr>
-    </w:p>
-    <w:p>
-      <w:pPr>
-        <w:pStyle w:val="af2"/>
-        <w:rPr>
-          <w:rFonts w:hint="eastAsia"/>
-        </w:rPr>
-      </w:pPr>
-    </w:p>
-    <w:p>
-      <w:pPr>
-        <w:pStyle w:val="af2"/>
-        <w:rPr>
-          <w:rFonts w:hint="eastAsia"/>
-        </w:rPr>
-      </w:pPr>
-    </w:p>
-    <w:p>
-      <w:pPr>
-        <w:pStyle w:val="af2"/>
-        <w:rPr>
-          <w:rFonts w:hint="eastAsia"/>
-        </w:rPr>
-      </w:pPr>
-    </w:p>
-    <w:p>
-      <w:pPr>
-        <w:pStyle w:val="af2"/>
-        <w:rPr>
-          <w:rFonts w:hint="eastAsia"/>
-        </w:rPr>
-      </w:pPr>
-    </w:p>
-    <w:p>
-      <w:pPr>
-        <w:pStyle w:val="af2"/>
-        <w:rPr>
-          <w:rFonts w:hint="eastAsia"/>
-        </w:rPr>
-      </w:pPr>
-    </w:p>
-    <w:p>
-      <w:pPr>
-        <w:pStyle w:val="af2"/>
-        <w:rPr>
-          <w:rFonts w:hint="eastAsia"/>
-        </w:rPr>
-      </w:pPr>
-    </w:p>
-    <w:p>
-      <w:pPr>
-        <w:pStyle w:val="af2"/>
-        <w:rPr>
-          <w:rFonts w:hint="eastAsia"/>
-        </w:rPr>
-      </w:pPr>
-    </w:p>
-    <w:p>
-      <w:pPr>
-        <w:pStyle w:val="af2"/>
-        <w:rPr>
-          <w:rFonts w:hint="eastAsia"/>
-        </w:rPr>
-      </w:pPr>
-    </w:p>
-    <w:p>
-      <w:pPr>
-        <w:pStyle w:val="af2"/>
-        <w:rPr>
-          <w:rFonts w:hint="eastAsia"/>
-        </w:rPr>
-      </w:pPr>
-    </w:p>
-    <w:p>
-      <w:pPr>
-        <w:pStyle w:val="af2"/>
-        <w:rPr>
-          <w:rFonts w:hint="eastAsia"/>
-        </w:rPr>
-      </w:pPr>
-    </w:p>
-    <w:p>
-      <w:pPr>
-        <w:pStyle w:val="af2"/>
-        <w:rPr>
-          <w:rFonts w:hint="eastAsia"/>
-        </w:rPr>
-      </w:pPr>
-    </w:p>
-    <w:p>
-      <w:pPr>
-        <w:pStyle w:val="af2"/>
-        <w:rPr>
-          <w:rFonts w:hint="eastAsia"/>
-        </w:rPr>
-      </w:pPr>
-    </w:p>
-    <w:p>
-      <w:pPr>
-        <w:pStyle w:val="af2"/>
-        <w:rPr>
-          <w:rFonts w:hint="eastAsia"/>
-        </w:rPr>
-      </w:pPr>
-    </w:p>
-    <w:p>
-      <w:pPr>
-        <w:pStyle w:val="af2"/>
-        <w:rPr>
-          <w:rFonts w:hint="eastAsia"/>
-        </w:rPr>
-      </w:pPr>
-    </w:p>
-    <w:p>
-      <w:pPr>
-        <w:pStyle w:val="af2"/>
-        <w:rPr>
-          <w:rFonts w:hint="eastAsia"/>
-        </w:rPr>
-      </w:pPr>
-    </w:p>
-    <w:p>
-      <w:pPr>
-        <w:pStyle w:val="af2"/>
-        <w:rPr>
-          <w:rFonts w:hint="eastAsia"/>
-        </w:rPr>
-      </w:pPr>
-    </w:p>
-    <w:p>
-      <w:pPr>
-        <w:pStyle w:val="af2"/>
-        <w:rPr>
-          <w:rFonts w:hint="eastAsia"/>
-        </w:rPr>
-      </w:pPr>
-    </w:p>
-    <w:p>
-      <w:pPr>
-        <w:pStyle w:val="af2"/>
-        <w:rPr>
-          <w:rFonts w:hint="eastAsia"/>
-        </w:rPr>
-      </w:pPr>
-    </w:p>
-    <w:p>
-      <w:pPr>
-        <w:pStyle w:val="af2"/>
-        <w:rPr>
-          <w:rFonts w:hint="eastAsia"/>
-        </w:rPr>
-      </w:pPr>
-    </w:p>
-    <w:p>
-      <w:pPr>
-        <w:pStyle w:val="af2"/>
-        <w:rPr>
-          <w:rFonts w:hint="eastAsia"/>
-        </w:rPr>
-      </w:pPr>
-    </w:p>
-    <w:p>
-      <w:pPr>
-        <w:pStyle w:val="af2"/>
-        <w:rPr>
-          <w:rFonts w:hint="eastAsia"/>
-        </w:rPr>
-      </w:pPr>
-    </w:p>
-    <w:p>
-      <w:pPr>
-        <w:pStyle w:val="af2"/>
-        <w:rPr>
-          <w:rFonts w:hint="eastAsia"/>
-        </w:rPr>
-      </w:pPr>
-    </w:p>
-    <w:p>
-      <w:pPr>
-        <w:pStyle w:val="af2"/>
-        <w:rPr>
-          <w:rFonts w:hint="eastAsia"/>
-        </w:rPr>
-      </w:pPr>
-    </w:p>
-    <w:p>
-      <w:pPr>
-        <w:pStyle w:val="af2"/>
-        <w:rPr>
-          <w:rFonts w:hint="eastAsia"/>
-        </w:rPr>
-      </w:pPr>
-    </w:p>
-    <w:p>
-      <w:pPr>
-        <w:pStyle w:val="af2"/>
-        <w:rPr>
-          <w:rFonts w:hint="eastAsia"/>
-        </w:rPr>
-      </w:pPr>
-    </w:p>
-    <w:p>
-      <w:pPr>
-        <w:pStyle w:val="af2"/>
-        <w:rPr>
-          <w:rFonts w:hint="eastAsia"/>
-        </w:rPr>
-      </w:pPr>
-    </w:p>
-    <w:p>
-      <w:pPr>
-        <w:pStyle w:val="af2"/>
-        <w:rPr>
-          <w:rFonts w:hint="eastAsia"/>
-        </w:rPr>
-      </w:pPr>
-    </w:p>
-    <w:p>
-      <w:pPr>
-        <w:pStyle w:val="af2"/>
-        <w:rPr>
-          <w:rFonts w:hint="eastAsia"/>
-        </w:rPr>
-      </w:pPr>
-    </w:p>
-    <w:p>
-      <w:pPr>
-        <w:pStyle w:val="af2"/>
-        <w:rPr>
-          <w:rFonts w:hint="eastAsia"/>
-        </w:rPr>
-      </w:pPr>
-    </w:p>
-    <w:p>
-      <w:pPr>
-        <w:pStyle w:val="af2"/>
-        <w:rPr>
-          <w:rFonts w:hint="eastAsia"/>
-        </w:rPr>
-      </w:pPr>
-    </w:p>
-    <w:p>
-      <w:pPr>
-        <w:pStyle w:val="af2"/>
-        <w:rPr>
-          <w:rFonts w:hint="eastAsia"/>
-        </w:rPr>
-      </w:pPr>
-    </w:p>
-    <w:p>
-      <w:pPr>
-        <w:pStyle w:val="af2"/>
-        <w:rPr>
-          <w:rFonts w:hint="eastAsia"/>
-        </w:rPr>
-      </w:pPr>
-    </w:p>
-    <w:p>
-      <w:pPr>
-        <w:pStyle w:val="af2"/>
-        <w:rPr>
-          <w:rFonts w:hint="eastAsia"/>
-        </w:rPr>
-      </w:pPr>
-    </w:p>
-    <w:p>
-      <w:pPr>
-        <w:pStyle w:val="af2"/>
-      </w:pPr>
-    </w:p>
-    <w:p>
-      <w:pPr>
-        <w:pStyle w:val="af2"/>
-      </w:pPr>
-    </w:p>
-    <w:p>
-      <w:pPr>
-        <w:pStyle w:val="af2"/>
-      </w:pPr>
-    </w:p>
-    <w:p>
-      <w:pPr>
-        <w:pStyle w:val="af2"/>
-      </w:pPr>
-    </w:p>
-    <w:p>
-      <w:pPr>
-        <w:pStyle w:val="af2"/>
+        <w:rPr>
+          <w:rFonts w:hint="eastAsia"/>
+        </w:rPr>
+      </w:pPr>
+    </w:p>
+    <w:p>
+      <w:pPr>
+        <w:pStyle w:val="af2"/>
+        <w:rPr>
+          <w:rFonts w:hint="eastAsia"/>
+        </w:rPr>
+      </w:pPr>
+    </w:p>
+    <w:p>
+      <w:pPr>
+        <w:pStyle w:val="af2"/>
+        <w:rPr>
+          <w:rFonts w:hint="eastAsia"/>
+        </w:rPr>
+      </w:pPr>
+    </w:p>
+    <w:p>
+      <w:pPr>
+        <w:pStyle w:val="af2"/>
+        <w:rPr>
+          <w:rFonts w:hint="eastAsia"/>
+        </w:rPr>
+      </w:pPr>
+    </w:p>
+    <w:p>
+      <w:pPr>
+        <w:pStyle w:val="af2"/>
+        <w:rPr>
+          <w:rFonts w:hint="eastAsia"/>
+        </w:rPr>
+      </w:pPr>
+    </w:p>
+    <w:p>
+      <w:pPr>
+        <w:pStyle w:val="af2"/>
+        <w:rPr>
+          <w:rFonts w:hint="eastAsia"/>
+        </w:rPr>
+      </w:pPr>
+    </w:p>
+    <w:p>
+      <w:pPr>
+        <w:pStyle w:val="af2"/>
+        <w:rPr>
+          <w:rFonts w:hint="eastAsia"/>
+        </w:rPr>
+      </w:pPr>
+    </w:p>
+    <w:p>
+      <w:pPr>
+        <w:pStyle w:val="af2"/>
+        <w:rPr>
+          <w:rFonts w:hint="eastAsia"/>
+        </w:rPr>
+      </w:pPr>
+    </w:p>
+    <w:p>
+      <w:pPr>
+        <w:pStyle w:val="af2"/>
+        <w:rPr>
+          <w:rFonts w:hint="eastAsia"/>
+        </w:rPr>
+      </w:pPr>
+    </w:p>
+    <w:p>
+      <w:pPr>
+        <w:pStyle w:val="af2"/>
+        <w:rPr>
+          <w:rFonts w:hint="eastAsia"/>
+        </w:rPr>
+      </w:pPr>
+    </w:p>
+    <w:p>
+      <w:pPr>
+        <w:pStyle w:val="af2"/>
+        <w:rPr>
+          <w:rFonts w:hint="eastAsia"/>
+        </w:rPr>
+      </w:pPr>
+    </w:p>
+    <w:p>
+      <w:pPr>
+        <w:pStyle w:val="af2"/>
+        <w:rPr>
+          <w:rFonts w:hint="eastAsia"/>
+        </w:rPr>
+      </w:pPr>
+    </w:p>
+    <w:p>
+      <w:pPr>
+        <w:pStyle w:val="af2"/>
+        <w:rPr>
+          <w:rFonts w:hint="eastAsia"/>
+        </w:rPr>
+      </w:pPr>
+    </w:p>
+    <w:p>
+      <w:pPr>
+        <w:pStyle w:val="af2"/>
+        <w:rPr>
+          <w:rFonts w:hint="eastAsia"/>
+        </w:rPr>
+      </w:pPr>
+    </w:p>
+    <w:p>
+      <w:pPr>
+        <w:pStyle w:val="af2"/>
+        <w:rPr>
+          <w:rFonts w:hint="eastAsia"/>
+        </w:rPr>
+      </w:pPr>
+    </w:p>
+    <w:p>
+      <w:pPr>
+        <w:pStyle w:val="af2"/>
+        <w:rPr>
+          <w:rFonts w:hint="eastAsia"/>
+        </w:rPr>
+      </w:pPr>
+    </w:p>
+    <w:p>
+      <w:pPr>
+        <w:pStyle w:val="af2"/>
+        <w:rPr>
+          <w:rFonts w:hint="eastAsia"/>
+        </w:rPr>
+      </w:pPr>
+    </w:p>
+    <w:p>
+      <w:pPr>
+        <w:pStyle w:val="af2"/>
+        <w:rPr>
+          <w:rFonts w:hint="eastAsia"/>
+        </w:rPr>
+      </w:pPr>
+    </w:p>
+    <w:p>
+      <w:pPr>
+        <w:pStyle w:val="af2"/>
+        <w:rPr>
+          <w:rFonts w:hint="eastAsia"/>
+        </w:rPr>
+      </w:pPr>
+    </w:p>
+    <w:p>
+      <w:pPr>
+        <w:pStyle w:val="af2"/>
+        <w:rPr>
+          <w:rFonts w:hint="eastAsia"/>
+        </w:rPr>
+      </w:pPr>
+    </w:p>
+    <w:p>
+      <w:pPr>
+        <w:pStyle w:val="af2"/>
+        <w:rPr>
+          <w:rFonts w:hint="eastAsia"/>
+        </w:rPr>
+      </w:pPr>
+    </w:p>
+    <w:p>
+      <w:pPr>
+        <w:pStyle w:val="af2"/>
+        <w:rPr>
+          <w:rFonts w:hint="eastAsia"/>
+        </w:rPr>
+      </w:pPr>
+    </w:p>
+    <w:p>
+      <w:pPr>
+        <w:pStyle w:val="af2"/>
+        <w:rPr>
+          <w:rFonts w:hint="eastAsia"/>
+        </w:rPr>
+      </w:pPr>
+    </w:p>
+    <w:p>
+      <w:pPr>
+        <w:pStyle w:val="af2"/>
+        <w:rPr>
+          <w:rFonts w:hint="eastAsia"/>
+        </w:rPr>
+      </w:pPr>
+    </w:p>
+    <w:p>
+      <w:pPr>
+        <w:pStyle w:val="af2"/>
+        <w:rPr>
+          <w:rFonts w:hint="eastAsia"/>
+        </w:rPr>
+      </w:pPr>
+    </w:p>
+    <w:p>
+      <w:pPr>
+        <w:pStyle w:val="af2"/>
+        <w:rPr>
+          <w:rFonts w:hint="eastAsia"/>
+        </w:rPr>
+      </w:pPr>
+    </w:p>
+    <w:p>
+      <w:pPr>
+        <w:pStyle w:val="af2"/>
+        <w:rPr>
+          <w:rFonts w:hint="eastAsia"/>
+        </w:rPr>
+      </w:pPr>
+    </w:p>
+    <w:p>
+      <w:pPr>
+        <w:pStyle w:val="af2"/>
+        <w:rPr>
+          <w:rFonts w:hint="eastAsia"/>
+        </w:rPr>
+      </w:pPr>
+    </w:p>
+    <w:p>
+      <w:pPr>
+        <w:pStyle w:val="af2"/>
+        <w:rPr>
+          <w:rFonts w:hint="eastAsia"/>
+        </w:rPr>
+      </w:pPr>
+    </w:p>
+    <w:p>
+      <w:pPr>
+        <w:pStyle w:val="af2"/>
+        <w:rPr>
+          <w:rFonts w:hint="eastAsia"/>
+        </w:rPr>
+      </w:pPr>
+    </w:p>
+    <w:p>
+      <w:pPr>
+        <w:pStyle w:val="af2"/>
+        <w:rPr>
+          <w:rFonts w:hint="eastAsia"/>
+        </w:rPr>
+      </w:pPr>
+    </w:p>
+    <w:p>
+      <w:pPr>
+        <w:pStyle w:val="af2"/>
+        <w:rPr>
+          <w:rFonts w:hint="eastAsia"/>
+        </w:rPr>
+      </w:pPr>
+    </w:p>
+    <w:p>
+      <w:pPr>
+        <w:pStyle w:val="af2"/>
+        <w:rPr>
+          <w:rFonts w:hint="eastAsia"/>
+        </w:rPr>
+      </w:pPr>
+    </w:p>
+    <w:p>
+      <w:pPr>
+        <w:pStyle w:val="af2"/>
+        <w:rPr>
+          <w:rFonts w:hint="eastAsia"/>
+        </w:rPr>
+      </w:pPr>
+    </w:p>
+    <w:p>
+      <w:pPr>
+        <w:pStyle w:val="af2"/>
+        <w:rPr>
+          <w:rFonts w:hint="eastAsia"/>
+        </w:rPr>
+      </w:pPr>
+    </w:p>
+    <w:p>
+      <w:pPr>
+        <w:pStyle w:val="af2"/>
+        <w:rPr>
+          <w:rFonts w:hint="eastAsia"/>
+        </w:rPr>
+      </w:pPr>
+    </w:p>
+    <w:p>
+      <w:pPr>
+        <w:pStyle w:val="af2"/>
+        <w:rPr>
+          <w:rFonts w:hint="eastAsia"/>
+        </w:rPr>
+      </w:pPr>
+    </w:p>
+    <w:p>
+      <w:pPr>
+        <w:pStyle w:val="af2"/>
+        <w:rPr>
+          <w:rFonts w:hint="eastAsia"/>
+        </w:rPr>
+      </w:pPr>
+    </w:p>
+    <w:p>
+      <w:pPr>
+        <w:pStyle w:val="af2"/>
+        <w:rPr>
+          <w:rFonts w:hint="eastAsia"/>
+        </w:rPr>
+      </w:pPr>
+    </w:p>
+    <w:p>
+      <w:pPr>
+        <w:pStyle w:val="af2"/>
+        <w:rPr>
+          <w:rFonts w:hint="eastAsia"/>
+        </w:rPr>
+      </w:pPr>
+    </w:p>
+    <w:p>
+      <w:pPr>
+        <w:pStyle w:val="af2"/>
+        <w:rPr>
+          <w:rFonts w:hint="eastAsia"/>
+        </w:rPr>
+      </w:pPr>
+    </w:p>
+    <w:p>
+      <w:pPr>
+        <w:pStyle w:val="af2"/>
+        <w:rPr>
+          <w:rFonts w:hint="eastAsia"/>
+        </w:rPr>
+      </w:pPr>
+    </w:p>
+    <w:p>
+      <w:pPr>
+        <w:pStyle w:val="af2"/>
+        <w:rPr>
+          <w:rFonts w:hint="eastAsia"/>
+        </w:rPr>
+      </w:pPr>
+    </w:p>
+    <w:p>
+      <w:pPr>
+        <w:pStyle w:val="af2"/>
+        <w:rPr>
+          <w:rFonts w:hint="eastAsia"/>
+        </w:rPr>
+      </w:pPr>
+    </w:p>
+    <w:p>
+      <w:pPr>
+        <w:pStyle w:val="af2"/>
+        <w:rPr>
+          <w:rFonts w:hint="eastAsia"/>
+        </w:rPr>
+      </w:pPr>
+    </w:p>
+    <w:p>
+      <w:pPr>
+        <w:pStyle w:val="af2"/>
+        <w:rPr>
+          <w:rFonts w:hint="eastAsia"/>
+        </w:rPr>
+      </w:pPr>
+    </w:p>
+    <w:p>
+      <w:pPr>
+        <w:pStyle w:val="af2"/>
+        <w:rPr>
+          <w:rFonts w:hint="eastAsia"/>
+        </w:rPr>
+      </w:pPr>
+    </w:p>
+    <w:p>
+      <w:pPr>
+        <w:pStyle w:val="af2"/>
+        <w:rPr>
+          <w:rFonts w:hint="eastAsia"/>
+        </w:rPr>
+      </w:pPr>
+    </w:p>
+    <w:p>
+      <w:pPr>
+        <w:pStyle w:val="af2"/>
+        <w:rPr>
+          <w:rFonts w:hint="eastAsia"/>
+        </w:rPr>
+      </w:pPr>
+    </w:p>
+    <w:p>
+      <w:pPr>
+        <w:pStyle w:val="af2"/>
+        <w:rPr>
+          <w:rFonts w:hint="eastAsia"/>
+        </w:rPr>
+      </w:pPr>
+    </w:p>
+    <w:p>
+      <w:pPr>
+        <w:pStyle w:val="af2"/>
+        <w:rPr>
+          <w:rFonts w:hint="eastAsia"/>
+        </w:rPr>
+      </w:pPr>
+    </w:p>
+    <w:p>
+      <w:pPr>
+        <w:pStyle w:val="af2"/>
+        <w:rPr>
+          <w:rFonts w:hint="eastAsia"/>
+        </w:rPr>
+      </w:pPr>
+    </w:p>
+    <w:p>
+      <w:pPr>
+        <w:pStyle w:val="af2"/>
+        <w:rPr>
+          <w:rFonts w:hint="eastAsia"/>
+        </w:rPr>
+      </w:pPr>
+    </w:p>
+    <w:p>
+      <w:pPr>
+        <w:pStyle w:val="af2"/>
+        <w:rPr>
+          <w:rFonts w:hint="eastAsia"/>
+        </w:rPr>
+      </w:pPr>
+    </w:p>
+    <w:p>
+      <w:pPr>
+        <w:pStyle w:val="af2"/>
+        <w:rPr>
+          <w:rFonts w:hint="eastAsia"/>
+        </w:rPr>
+      </w:pPr>
+    </w:p>
+    <w:p>
+      <w:pPr>
+        <w:pStyle w:val="af2"/>
+        <w:rPr>
+          <w:rFonts w:hint="eastAsia"/>
+        </w:rPr>
+      </w:pPr>
+    </w:p>
+    <w:p>
+      <w:pPr>
+        <w:pStyle w:val="af2"/>
+        <w:rPr>
+          <w:rFonts w:hint="eastAsia"/>
+        </w:rPr>
+      </w:pPr>
+    </w:p>
+    <w:p>
+      <w:pPr>
+        <w:pStyle w:val="af2"/>
+        <w:rPr>
+          <w:rFonts w:hint="eastAsia"/>
+        </w:rPr>
+      </w:pPr>
+    </w:p>
+    <w:p>
+      <w:pPr>
+        <w:pStyle w:val="af2"/>
+        <w:rPr>
+          <w:rFonts w:hint="eastAsia"/>
+        </w:rPr>
+      </w:pPr>
+    </w:p>
+    <w:p>
+      <w:pPr>
+        <w:pStyle w:val="af2"/>
+        <w:rPr>
+          <w:rFonts w:hint="eastAsia"/>
+        </w:rPr>
+      </w:pPr>
+    </w:p>
+    <w:p>
+      <w:pPr>
+        <w:pStyle w:val="af2"/>
+        <w:rPr>
+          <w:rFonts w:hint="eastAsia"/>
+        </w:rPr>
+      </w:pPr>
+    </w:p>
+    <w:p>
+      <w:pPr>
+        <w:pStyle w:val="af2"/>
+        <w:rPr>
+          <w:rFonts w:hint="eastAsia"/>
+        </w:rPr>
+      </w:pPr>
+    </w:p>
+    <w:p>
+      <w:pPr>
+        <w:pStyle w:val="af2"/>
+        <w:rPr>
+          <w:rFonts w:hint="eastAsia"/>
+        </w:rPr>
+      </w:pPr>
+    </w:p>
+    <w:p>
+      <w:pPr>
+        <w:pStyle w:val="af2"/>
+        <w:rPr>
+          <w:rFonts w:hint="eastAsia"/>
+        </w:rPr>
+      </w:pPr>
+    </w:p>
+    <w:p>
+      <w:pPr>
+        <w:pStyle w:val="af2"/>
+        <w:rPr>
+          <w:rFonts w:hint="eastAsia"/>
+        </w:rPr>
+      </w:pPr>
+    </w:p>
+    <w:p>
+      <w:pPr>
+        <w:pStyle w:val="af2"/>
+        <w:rPr>
+          <w:rFonts w:hint="eastAsia"/>
+        </w:rPr>
+      </w:pPr>
+    </w:p>
+    <w:p>
+      <w:pPr>
+        <w:pStyle w:val="af2"/>
+        <w:rPr>
+          <w:rFonts w:hint="eastAsia"/>
+        </w:rPr>
+      </w:pPr>
+    </w:p>
+    <w:p>
+      <w:pPr>
+        <w:pStyle w:val="af2"/>
+        <w:rPr>
+          <w:rFonts w:hint="eastAsia"/>
+        </w:rPr>
+      </w:pPr>
+    </w:p>
+    <w:p>
+      <w:pPr>
+        <w:pStyle w:val="af2"/>
+        <w:rPr>
+          <w:rFonts w:hint="eastAsia"/>
+        </w:rPr>
+      </w:pPr>
+    </w:p>
+    <w:p>
+      <w:pPr>
+        <w:pStyle w:val="af2"/>
+        <w:rPr>
+          <w:rFonts w:hint="eastAsia"/>
+        </w:rPr>
+      </w:pPr>
+    </w:p>
+    <w:p>
+      <w:pPr>
+        <w:pStyle w:val="af2"/>
+        <w:rPr>
+          <w:rFonts w:hint="eastAsia"/>
+        </w:rPr>
+      </w:pPr>
+    </w:p>
+    <w:p>
+      <w:pPr>
+        <w:pStyle w:val="af2"/>
+        <w:rPr>
+          <w:rFonts w:hint="eastAsia"/>
+        </w:rPr>
+      </w:pPr>
+    </w:p>
+    <w:p>
+      <w:pPr>
+        <w:pStyle w:val="af2"/>
+        <w:rPr>
+          <w:rFonts w:hint="eastAsia"/>
+        </w:rPr>
+      </w:pPr>
+    </w:p>
+    <w:p>
+      <w:pPr>
+        <w:pStyle w:val="af2"/>
+        <w:rPr>
+          <w:rFonts w:hint="eastAsia"/>
+        </w:rPr>
+      </w:pPr>
+    </w:p>
+    <w:p>
+      <w:pPr>
+        <w:pStyle w:val="af2"/>
+        <w:rPr>
+          <w:rFonts w:hint="eastAsia"/>
+        </w:rPr>
+      </w:pPr>
+    </w:p>
+    <w:p>
+      <w:pPr>
+        <w:pStyle w:val="af2"/>
+        <w:rPr>
+          <w:rFonts w:hint="eastAsia"/>
+        </w:rPr>
+      </w:pPr>
+    </w:p>
+    <w:p>
+      <w:pPr>
+        <w:pStyle w:val="af2"/>
+        <w:rPr>
+          <w:rFonts w:hint="eastAsia"/>
+        </w:rPr>
+      </w:pPr>
+    </w:p>
+    <w:p>
+      <w:pPr>
+        <w:pStyle w:val="af2"/>
+        <w:rPr>
+          <w:rFonts w:hint="eastAsia"/>
+        </w:rPr>
+      </w:pPr>
+    </w:p>
+    <w:p>
+      <w:pPr>
+        <w:pStyle w:val="af2"/>
+        <w:rPr>
+          <w:rFonts w:hint="eastAsia"/>
+        </w:rPr>
+      </w:pPr>
+    </w:p>
+    <w:p>
+      <w:pPr>
+        <w:pStyle w:val="af2"/>
+        <w:rPr>
+          <w:rFonts w:hint="eastAsia"/>
+        </w:rPr>
+      </w:pPr>
+    </w:p>
+    <w:p>
+      <w:pPr>
+        <w:pStyle w:val="af2"/>
+        <w:rPr>
+          <w:rFonts w:hint="eastAsia"/>
+        </w:rPr>
+      </w:pPr>
+    </w:p>
+    <w:p>
+      <w:pPr>
+        <w:pStyle w:val="af2"/>
+        <w:rPr>
+          <w:rFonts w:hint="eastAsia"/>
+        </w:rPr>
+      </w:pPr>
+    </w:p>
+    <w:p>
+      <w:pPr>
+        <w:pStyle w:val="af2"/>
+        <w:rPr>
+          <w:rFonts w:hint="eastAsia"/>
+        </w:rPr>
+      </w:pPr>
+    </w:p>
+    <w:p>
+      <w:pPr>
+        <w:pStyle w:val="af2"/>
+        <w:rPr>
+          <w:rFonts w:hint="eastAsia"/>
+        </w:rPr>
+      </w:pPr>
+    </w:p>
+    <w:p>
+      <w:pPr>
+        <w:pStyle w:val="af2"/>
+        <w:rPr>
+          <w:rFonts w:hint="eastAsia"/>
+        </w:rPr>
+      </w:pPr>
+    </w:p>
+    <w:p>
+      <w:pPr>
+        <w:pStyle w:val="af2"/>
+        <w:rPr>
+          <w:rFonts w:hint="eastAsia"/>
+        </w:rPr>
+      </w:pPr>
+    </w:p>
+    <w:p>
+      <w:pPr>
+        <w:pStyle w:val="af2"/>
+        <w:rPr>
+          <w:rFonts w:hint="eastAsia"/>
+        </w:rPr>
+      </w:pPr>
+    </w:p>
+    <w:p>
+      <w:pPr>
+        <w:pStyle w:val="af2"/>
+        <w:rPr>
+          <w:rFonts w:hint="eastAsia"/>
+        </w:rPr>
+      </w:pPr>
+    </w:p>
+    <w:p>
+      <w:pPr>
+        <w:pStyle w:val="af2"/>
+        <w:rPr>
+          <w:rFonts w:hint="eastAsia"/>
+        </w:rPr>
+      </w:pPr>
+    </w:p>
+    <w:p>
+      <w:pPr>
+        <w:pStyle w:val="af2"/>
+        <w:rPr>
+          <w:rFonts w:hint="eastAsia"/>
+        </w:rPr>
+      </w:pPr>
+    </w:p>
+    <w:p>
+      <w:pPr>
+        <w:pStyle w:val="af2"/>
+        <w:rPr>
+          <w:rFonts w:hint="eastAsia"/>
+        </w:rPr>
+      </w:pPr>
+    </w:p>
+    <w:p>
+      <w:pPr>
+        <w:pStyle w:val="af2"/>
+        <w:rPr>
+          <w:rFonts w:hint="eastAsia"/>
+        </w:rPr>
+      </w:pPr>
+    </w:p>
+    <w:p>
+      <w:pPr>
+        <w:pStyle w:val="af2"/>
+        <w:rPr>
+          <w:rFonts w:hint="eastAsia"/>
+        </w:rPr>
+      </w:pPr>
+    </w:p>
+    <w:p>
+      <w:pPr>
+        <w:pStyle w:val="af2"/>
+        <w:rPr>
+          <w:rFonts w:hint="eastAsia"/>
+        </w:rPr>
+      </w:pPr>
+    </w:p>
+    <w:p>
+      <w:pPr>
+        <w:pStyle w:val="af2"/>
+        <w:rPr>
+          <w:rFonts w:hint="eastAsia"/>
+        </w:rPr>
+      </w:pPr>
+    </w:p>
+    <w:p>
+      <w:pPr>
+        <w:pStyle w:val="af2"/>
+        <w:rPr>
+          <w:rFonts w:hint="eastAsia"/>
+        </w:rPr>
+      </w:pPr>
+    </w:p>
+    <w:p>
+      <w:pPr>
+        <w:pStyle w:val="af2"/>
+        <w:rPr>
+          <w:rFonts w:hint="eastAsia"/>
+        </w:rPr>
+      </w:pPr>
+    </w:p>
+    <w:p>
+      <w:pPr>
+        <w:pStyle w:val="af2"/>
+        <w:rPr>
+          <w:rFonts w:hint="eastAsia"/>
+        </w:rPr>
+      </w:pPr>
+    </w:p>
+    <w:p>
+      <w:pPr>
+        <w:pStyle w:val="af2"/>
+        <w:rPr>
+          <w:rFonts w:hint="eastAsia"/>
+        </w:rPr>
+      </w:pPr>
+    </w:p>
+    <w:p>
+      <w:pPr>
+        <w:pStyle w:val="af2"/>
+        <w:rPr>
+          <w:rFonts w:hint="eastAsia"/>
+        </w:rPr>
+      </w:pPr>
+    </w:p>
+    <w:p>
+      <w:pPr>
+        <w:pStyle w:val="af2"/>
+        <w:rPr>
+          <w:rFonts w:hint="eastAsia"/>
+        </w:rPr>
+      </w:pPr>
+    </w:p>
+    <w:p>
+      <w:pPr>
+        <w:pStyle w:val="af2"/>
+        <w:rPr>
+          <w:rFonts w:hint="eastAsia"/>
+        </w:rPr>
+      </w:pPr>
+    </w:p>
+    <w:p>
+      <w:pPr>
+        <w:pStyle w:val="af2"/>
+        <w:rPr>
+          <w:rFonts w:hint="eastAsia"/>
+        </w:rPr>
+      </w:pPr>
+    </w:p>
+    <w:p>
+      <w:pPr>
+        <w:pStyle w:val="af2"/>
+        <w:rPr>
+          <w:rFonts w:hint="eastAsia"/>
+        </w:rPr>
+      </w:pPr>
+    </w:p>
+    <w:p>
+      <w:pPr>
+        <w:pStyle w:val="af2"/>
+        <w:rPr>
+          <w:rFonts w:hint="eastAsia"/>
+        </w:rPr>
+      </w:pPr>
+    </w:p>
+    <w:p>
+      <w:pPr>
+        <w:pStyle w:val="af2"/>
+        <w:rPr>
+          <w:rFonts w:hint="eastAsia"/>
+        </w:rPr>
+      </w:pPr>
+    </w:p>
+    <w:p>
+      <w:pPr>
+        <w:pStyle w:val="af2"/>
+        <w:rPr>
+          <w:rFonts w:hint="eastAsia"/>
+        </w:rPr>
+      </w:pPr>
+    </w:p>
+    <w:p>
+      <w:pPr>
+        <w:pStyle w:val="af2"/>
+        <w:rPr>
+          <w:rFonts w:hint="eastAsia"/>
+        </w:rPr>
+      </w:pPr>
+    </w:p>
+    <w:p>
+      <w:pPr>
+        <w:pStyle w:val="af2"/>
+        <w:rPr>
+          <w:rFonts w:hint="eastAsia"/>
+        </w:rPr>
+      </w:pPr>
+    </w:p>
+    <w:p>
+      <w:pPr>
+        <w:pStyle w:val="af2"/>
+        <w:rPr>
+          <w:rFonts w:hint="eastAsia"/>
+        </w:rPr>
+      </w:pPr>
+    </w:p>
+    <w:p>
+      <w:pPr>
+        <w:pStyle w:val="af2"/>
+        <w:rPr>
+          <w:rFonts w:hint="eastAsia"/>
+        </w:rPr>
+      </w:pPr>
+    </w:p>
+    <w:p>
+      <w:pPr>
+        <w:pStyle w:val="af2"/>
+        <w:rPr>
+          <w:rFonts w:hint="eastAsia"/>
+        </w:rPr>
+      </w:pPr>
+    </w:p>
+    <w:p>
+      <w:pPr>
+        <w:pStyle w:val="af2"/>
+        <w:rPr>
+          <w:rFonts w:hint="eastAsia"/>
+        </w:rPr>
+      </w:pPr>
+    </w:p>
+    <w:p>
+      <w:pPr>
+        <w:pStyle w:val="af2"/>
+        <w:rPr>
+          <w:rFonts w:hint="eastAsia"/>
+        </w:rPr>
+      </w:pPr>
+    </w:p>
+    <w:p>
+      <w:pPr>
+        <w:pStyle w:val="af2"/>
+        <w:rPr>
+          <w:rFonts w:hint="eastAsia"/>
+        </w:rPr>
+      </w:pPr>
+    </w:p>
+    <w:p>
+      <w:pPr>
+        <w:pStyle w:val="af2"/>
+        <w:rPr>
+          <w:rFonts w:hint="eastAsia"/>
+        </w:rPr>
+      </w:pPr>
+    </w:p>
+    <w:p>
+      <w:pPr>
+        <w:pStyle w:val="af2"/>
+        <w:rPr>
+          <w:rFonts w:hint="eastAsia"/>
+        </w:rPr>
+      </w:pPr>
+    </w:p>
+    <w:p>
+      <w:pPr>
+        <w:pStyle w:val="af2"/>
+        <w:rPr>
+          <w:rFonts w:hint="eastAsia"/>
+        </w:rPr>
+      </w:pPr>
+    </w:p>
+    <w:p>
+      <w:pPr>
+        <w:pStyle w:val="af2"/>
+        <w:rPr>
+          <w:rFonts w:hint="eastAsia"/>
+        </w:rPr>
+      </w:pPr>
+    </w:p>
+    <w:p>
+      <w:pPr>
+        <w:pStyle w:val="af2"/>
+        <w:rPr>
+          <w:rFonts w:hint="eastAsia"/>
+        </w:rPr>
+      </w:pPr>
+    </w:p>
+    <w:p>
+      <w:pPr>
+        <w:pStyle w:val="af2"/>
+        <w:rPr>
+          <w:rFonts w:hint="eastAsia"/>
+        </w:rPr>
+      </w:pPr>
+    </w:p>
+    <w:p>
+      <w:pPr>
+        <w:pStyle w:val="af2"/>
+        <w:rPr>
+          <w:rFonts w:hint="eastAsia"/>
+        </w:rPr>
+      </w:pPr>
+    </w:p>
+    <w:p>
+      <w:pPr>
+        <w:pStyle w:val="af2"/>
+        <w:rPr>
+          <w:rFonts w:hint="eastAsia"/>
+        </w:rPr>
+      </w:pPr>
+    </w:p>
+    <w:p>
+      <w:pPr>
+        <w:pStyle w:val="af2"/>
+        <w:rPr>
+          <w:rFonts w:hint="eastAsia"/>
+        </w:rPr>
+      </w:pPr>
+    </w:p>
+    <w:p>
+      <w:pPr>
+        <w:pStyle w:val="af2"/>
+        <w:rPr>
+          <w:rFonts w:hint="eastAsia"/>
+        </w:rPr>
+      </w:pPr>
+    </w:p>
+    <w:p>
+      <w:pPr>
+        <w:pStyle w:val="af2"/>
+        <w:rPr>
+          <w:rFonts w:hint="eastAsia"/>
+        </w:rPr>
+      </w:pPr>
+    </w:p>
+    <w:p>
+      <w:pPr>
+        <w:pStyle w:val="af2"/>
+        <w:rPr>
+          <w:rFonts w:hint="eastAsia"/>
+        </w:rPr>
+      </w:pPr>
+    </w:p>
+    <w:p>
+      <w:pPr>
+        <w:pStyle w:val="af2"/>
+        <w:rPr>
+          <w:rFonts w:hint="eastAsia"/>
+        </w:rPr>
+      </w:pPr>
+    </w:p>
+    <w:p>
+      <w:pPr>
+        <w:pStyle w:val="af2"/>
+        <w:rPr>
+          <w:rFonts w:hint="eastAsia"/>
+        </w:rPr>
+      </w:pPr>
+    </w:p>
+    <w:p>
+      <w:pPr>
+        <w:pStyle w:val="af2"/>
+        <w:rPr>
+          <w:rFonts w:hint="eastAsia"/>
+        </w:rPr>
+      </w:pPr>
+    </w:p>
+    <w:p>
+      <w:pPr>
+        <w:pStyle w:val="af2"/>
+        <w:rPr>
+          <w:rFonts w:hint="eastAsia"/>
+        </w:rPr>
+      </w:pPr>
+    </w:p>
+    <w:p>
+      <w:pPr>
+        <w:pStyle w:val="af2"/>
+        <w:rPr>
+          <w:rFonts w:hint="eastAsia"/>
+        </w:rPr>
+      </w:pPr>
+    </w:p>
+    <w:p>
+      <w:pPr>
+        <w:pStyle w:val="af2"/>
+        <w:rPr>
+          <w:rFonts w:hint="eastAsia"/>
+        </w:rPr>
+      </w:pPr>
+    </w:p>
+    <w:p>
+      <w:pPr>
+        <w:pStyle w:val="af2"/>
+        <w:rPr>
+          <w:rFonts w:hint="eastAsia"/>
+        </w:rPr>
+      </w:pPr>
+    </w:p>
+    <w:p>
+      <w:pPr>
+        <w:pStyle w:val="af2"/>
+        <w:rPr>
+          <w:rFonts w:hint="eastAsia"/>
+        </w:rPr>
+      </w:pPr>
+    </w:p>
+    <w:p>
+      <w:pPr>
+        <w:pStyle w:val="af2"/>
+        <w:rPr>
+          <w:rFonts w:hint="eastAsia"/>
+        </w:rPr>
+      </w:pPr>
+    </w:p>
+    <w:p>
+      <w:pPr>
+        <w:pStyle w:val="af2"/>
+        <w:rPr>
+          <w:rFonts w:hint="eastAsia"/>
+        </w:rPr>
+      </w:pPr>
+    </w:p>
+    <w:p>
+      <w:pPr>
+        <w:pStyle w:val="af2"/>
+        <w:rPr>
+          <w:rFonts w:hint="eastAsia"/>
+        </w:rPr>
+      </w:pPr>
+    </w:p>
+    <w:p>
+      <w:pPr>
+        <w:pStyle w:val="af2"/>
+        <w:rPr>
+          <w:rFonts w:hint="eastAsia"/>
+        </w:rPr>
+      </w:pPr>
+    </w:p>
+    <w:p>
+      <w:pPr>
+        <w:pStyle w:val="af2"/>
+        <w:rPr>
+          <w:rFonts w:hint="eastAsia"/>
+        </w:rPr>
+      </w:pPr>
+    </w:p>
+    <w:p>
+      <w:pPr>
+        <w:pStyle w:val="af2"/>
+        <w:rPr>
+          <w:rFonts w:hint="eastAsia"/>
+        </w:rPr>
+      </w:pPr>
+    </w:p>
+    <w:p>
+      <w:pPr>
+        <w:pStyle w:val="af2"/>
+        <w:rPr>
+          <w:rFonts w:hint="eastAsia"/>
+        </w:rPr>
+      </w:pPr>
+    </w:p>
+    <w:p>
+      <w:pPr>
+        <w:pStyle w:val="af2"/>
+        <w:rPr>
+          <w:rFonts w:hint="eastAsia"/>
+        </w:rPr>
+      </w:pPr>
+    </w:p>
+    <w:p>
+      <w:pPr>
+        <w:pStyle w:val="af2"/>
+        <w:rPr>
+          <w:rFonts w:hint="eastAsia"/>
+        </w:rPr>
+      </w:pPr>
+    </w:p>
+    <w:p>
+      <w:pPr>
+        <w:pStyle w:val="af2"/>
+        <w:rPr>
+          <w:rFonts w:hint="eastAsia"/>
+        </w:rPr>
+      </w:pPr>
+    </w:p>
+    <w:p>
+      <w:pPr>
+        <w:pStyle w:val="af2"/>
+        <w:rPr>
+          <w:rFonts w:hint="eastAsia"/>
+        </w:rPr>
+      </w:pPr>
+    </w:p>
+    <w:p>
+      <w:pPr>
+        <w:pStyle w:val="af2"/>
+        <w:rPr>
+          <w:rFonts w:hint="eastAsia"/>
+        </w:rPr>
+      </w:pPr>
+    </w:p>
+    <w:p>
+      <w:pPr>
+        <w:pStyle w:val="af2"/>
+        <w:rPr>
+          <w:rFonts w:hint="eastAsia"/>
+        </w:rPr>
+      </w:pPr>
+    </w:p>
+    <w:p>
+      <w:pPr>
+        <w:pStyle w:val="af2"/>
+        <w:rPr>
+          <w:rFonts w:hint="eastAsia"/>
+        </w:rPr>
+      </w:pPr>
+    </w:p>
+    <w:p>
+      <w:pPr>
+        <w:pStyle w:val="af2"/>
+        <w:rPr>
+          <w:rFonts w:hint="eastAsia"/>
+        </w:rPr>
+      </w:pPr>
+    </w:p>
+    <w:p>
+      <w:pPr>
+        <w:pStyle w:val="af2"/>
+        <w:rPr>
+          <w:rFonts w:hint="eastAsia"/>
+        </w:rPr>
+      </w:pPr>
+    </w:p>
+    <w:p>
+      <w:pPr>
+        <w:pStyle w:val="af2"/>
+        <w:rPr>
+          <w:rFonts w:hint="eastAsia"/>
+        </w:rPr>
+      </w:pPr>
+    </w:p>
+    <w:p>
+      <w:pPr>
+        <w:pStyle w:val="af2"/>
+        <w:rPr>
+          <w:rFonts w:hint="eastAsia"/>
+        </w:rPr>
+      </w:pPr>
+    </w:p>
+    <w:p>
+      <w:pPr>
+        <w:pStyle w:val="af2"/>
+        <w:rPr>
+          <w:rFonts w:hint="eastAsia"/>
+        </w:rPr>
+      </w:pPr>
+    </w:p>
+    <w:p>
+      <w:pPr>
+        <w:pStyle w:val="af2"/>
+        <w:rPr>
+          <w:rFonts w:hint="eastAsia"/>
+        </w:rPr>
+      </w:pPr>
+    </w:p>
+    <w:p>
+      <w:pPr>
+        <w:pStyle w:val="af2"/>
+        <w:rPr>
+          <w:rFonts w:hint="eastAsia"/>
+        </w:rPr>
+      </w:pPr>
+    </w:p>
+    <w:p>
+      <w:pPr>
+        <w:pStyle w:val="af2"/>
+        <w:rPr>
+          <w:rFonts w:hint="eastAsia"/>
+        </w:rPr>
+      </w:pPr>
+    </w:p>
+    <w:p>
+      <w:pPr>
+        <w:pStyle w:val="af2"/>
+        <w:rPr>
+          <w:rFonts w:hint="eastAsia"/>
+        </w:rPr>
+      </w:pPr>
+    </w:p>
+    <w:p>
+      <w:pPr>
+        <w:pStyle w:val="af2"/>
+        <w:rPr>
+          <w:rFonts w:hint="eastAsia"/>
+        </w:rPr>
+      </w:pPr>
+    </w:p>
+    <w:p>
+      <w:pPr>
+        <w:pStyle w:val="af2"/>
+        <w:rPr>
+          <w:rFonts w:hint="eastAsia"/>
+        </w:rPr>
+      </w:pPr>
+    </w:p>
+    <w:p>
+      <w:pPr>
+        <w:pStyle w:val="af2"/>
+        <w:rPr>
+          <w:rFonts w:hint="eastAsia"/>
+        </w:rPr>
+      </w:pPr>
+    </w:p>
+    <w:p>
+      <w:pPr>
+        <w:pStyle w:val="af2"/>
+        <w:rPr>
+          <w:rFonts w:hint="eastAsia"/>
+        </w:rPr>
+      </w:pPr>
+    </w:p>
+    <w:p>
+      <w:pPr>
+        <w:pStyle w:val="af2"/>
+        <w:rPr>
+          <w:rFonts w:hint="eastAsia"/>
+        </w:rPr>
+      </w:pPr>
+    </w:p>
+    <w:p>
+      <w:pPr>
+        <w:pStyle w:val="af2"/>
+        <w:rPr>
+          <w:rFonts w:hint="eastAsia"/>
+        </w:rPr>
+      </w:pPr>
+    </w:p>
+    <w:p>
+      <w:pPr>
+        <w:pStyle w:val="af2"/>
+        <w:rPr>
+          <w:rFonts w:hint="eastAsia"/>
+        </w:rPr>
+      </w:pPr>
+    </w:p>
+    <w:p>
+      <w:pPr>
+        <w:pStyle w:val="af2"/>
+        <w:rPr>
+          <w:rFonts w:hint="eastAsia"/>
+        </w:rPr>
+      </w:pPr>
+    </w:p>
+    <w:p>
+      <w:pPr>
+        <w:pStyle w:val="af2"/>
+        <w:rPr>
+          <w:rFonts w:hint="eastAsia"/>
+        </w:rPr>
+      </w:pPr>
+    </w:p>
+    <w:p>
+      <w:pPr>
+        <w:pStyle w:val="af2"/>
+        <w:rPr>
+          <w:rFonts w:hint="eastAsia"/>
+        </w:rPr>
+      </w:pPr>
+    </w:p>
+    <w:p>
+      <w:pPr>
+        <w:pStyle w:val="af2"/>
+        <w:rPr>
+          <w:rFonts w:hint="eastAsia"/>
+        </w:rPr>
+      </w:pPr>
+    </w:p>
+    <w:p>
+      <w:pPr>
+        <w:pStyle w:val="af2"/>
+        <w:rPr>
+          <w:rFonts w:hint="eastAsia"/>
+        </w:rPr>
+      </w:pPr>
+    </w:p>
+    <w:p>
+      <w:pPr>
+        <w:pStyle w:val="af2"/>
+        <w:rPr>
+          <w:rFonts w:hint="eastAsia"/>
+        </w:rPr>
+      </w:pPr>
+    </w:p>
+    <w:p>
+      <w:pPr>
+        <w:pStyle w:val="af2"/>
+        <w:rPr>
+          <w:rFonts w:hint="eastAsia"/>
+        </w:rPr>
+      </w:pPr>
+    </w:p>
+    <w:p>
+      <w:pPr>
+        <w:pStyle w:val="af2"/>
+        <w:rPr>
+          <w:rFonts w:hint="eastAsia"/>
+        </w:rPr>
+      </w:pPr>
+    </w:p>
+    <w:p>
+      <w:pPr>
+        <w:pStyle w:val="af2"/>
+        <w:rPr>
+          <w:rFonts w:hint="eastAsia"/>
+        </w:rPr>
+      </w:pPr>
+    </w:p>
+    <w:p>
+      <w:pPr>
+        <w:pStyle w:val="af2"/>
+        <w:rPr>
+          <w:rFonts w:hint="eastAsia"/>
+        </w:rPr>
+      </w:pPr>
+    </w:p>
+    <w:p>
+      <w:pPr>
+        <w:pStyle w:val="af2"/>
+        <w:rPr>
+          <w:rFonts w:hint="eastAsia"/>
+        </w:rPr>
+      </w:pPr>
+    </w:p>
+    <w:p>
+      <w:pPr>
+        <w:pStyle w:val="af2"/>
+        <w:rPr>
+          <w:rFonts w:hint="eastAsia"/>
+        </w:rPr>
+      </w:pPr>
+    </w:p>
+    <w:p>
+      <w:pPr>
+        <w:pStyle w:val="af2"/>
+        <w:rPr>
+          <w:rFonts w:hint="eastAsia"/>
+        </w:rPr>
+      </w:pPr>
+    </w:p>
+    <w:p>
+      <w:pPr>
+        <w:pStyle w:val="af2"/>
+        <w:rPr>
+          <w:rFonts w:hint="eastAsia"/>
+        </w:rPr>
+      </w:pPr>
+    </w:p>
+    <w:p>
+      <w:pPr>
+        <w:pStyle w:val="af2"/>
+        <w:rPr>
+          <w:rFonts w:hint="eastAsia"/>
+        </w:rPr>
+      </w:pPr>
+    </w:p>
+    <w:p>
+      <w:pPr>
+        <w:pStyle w:val="af2"/>
+        <w:rPr>
+          <w:rFonts w:hint="eastAsia"/>
+        </w:rPr>
+      </w:pPr>
+    </w:p>
+    <w:p>
+      <w:pPr>
+        <w:pStyle w:val="af2"/>
+        <w:rPr>
+          <w:rFonts w:hint="eastAsia"/>
+        </w:rPr>
+      </w:pPr>
+    </w:p>
+    <w:p>
+      <w:pPr>
+        <w:pStyle w:val="af2"/>
+        <w:rPr>
+          <w:rFonts w:hint="eastAsia"/>
+        </w:rPr>
+      </w:pPr>
+    </w:p>
+    <w:p>
+      <w:pPr>
+        <w:pStyle w:val="af2"/>
+        <w:rPr>
+          <w:rFonts w:hint="eastAsia"/>
+        </w:rPr>
+      </w:pPr>
+    </w:p>
+    <w:p>
+      <w:pPr>
+        <w:pStyle w:val="af2"/>
+        <w:rPr>
+          <w:rFonts w:hint="eastAsia"/>
+        </w:rPr>
+      </w:pPr>
+    </w:p>
+    <w:p>
+      <w:pPr>
+        <w:pStyle w:val="af2"/>
+        <w:rPr>
+          <w:rFonts w:hint="eastAsia"/>
+        </w:rPr>
+      </w:pPr>
+    </w:p>
+    <w:p>
+      <w:pPr>
+        <w:pStyle w:val="af2"/>
+        <w:rPr>
+          <w:rFonts w:hint="eastAsia"/>
+        </w:rPr>
+      </w:pPr>
+    </w:p>
+    <w:p>
+      <w:pPr>
+        <w:pStyle w:val="af2"/>
+        <w:rPr>
+          <w:rFonts w:hint="eastAsia"/>
+        </w:rPr>
+      </w:pPr>
+    </w:p>
+    <w:p>
+      <w:pPr>
+        <w:pStyle w:val="af2"/>
+        <w:rPr>
+          <w:rFonts w:hint="eastAsia"/>
+        </w:rPr>
+      </w:pPr>
+    </w:p>
+    <w:p>
+      <w:pPr>
+        <w:pStyle w:val="af2"/>
+        <w:rPr>
+          <w:rFonts w:hint="eastAsia"/>
+        </w:rPr>
+      </w:pPr>
+    </w:p>
+    <w:p>
+      <w:pPr>
+        <w:pStyle w:val="af2"/>
+        <w:rPr>
+          <w:rFonts w:hint="eastAsia"/>
+        </w:rPr>
+      </w:pPr>
+    </w:p>
+    <w:p>
+      <w:pPr>
+        <w:pStyle w:val="af2"/>
+        <w:rPr>
+          <w:rFonts w:hint="eastAsia"/>
+        </w:rPr>
+      </w:pPr>
+    </w:p>
+    <w:p>
+      <w:pPr>
+        <w:pStyle w:val="af2"/>
+        <w:rPr>
+          <w:rFonts w:hint="eastAsia"/>
+        </w:rPr>
+      </w:pPr>
+    </w:p>
+    <w:p>
+      <w:pPr>
+        <w:pStyle w:val="af2"/>
+        <w:rPr>
+          <w:rFonts w:hint="eastAsia"/>
+        </w:rPr>
+      </w:pPr>
+    </w:p>
+    <w:p>
+      <w:pPr>
+        <w:pStyle w:val="af2"/>
+        <w:rPr>
+          <w:rFonts w:hint="eastAsia"/>
+        </w:rPr>
+      </w:pPr>
+    </w:p>
+    <w:p>
+      <w:pPr>
+        <w:pStyle w:val="af2"/>
+        <w:rPr>
+          <w:rFonts w:hint="eastAsia"/>
+        </w:rPr>
+      </w:pPr>
+    </w:p>
+    <w:p>
+      <w:pPr>
+        <w:pStyle w:val="af2"/>
+        <w:rPr>
+          <w:rFonts w:hint="eastAsia"/>
+        </w:rPr>
+      </w:pPr>
+    </w:p>
+    <w:p>
+      <w:pPr>
+        <w:pStyle w:val="af2"/>
+        <w:rPr>
+          <w:rFonts w:hint="eastAsia"/>
+        </w:rPr>
+      </w:pPr>
+    </w:p>
+    <w:p>
+      <w:pPr>
+        <w:pStyle w:val="af2"/>
+        <w:rPr>
+          <w:rFonts w:hint="eastAsia"/>
+        </w:rPr>
+      </w:pPr>
+    </w:p>
+    <w:p>
+      <w:pPr>
+        <w:pStyle w:val="af2"/>
+        <w:rPr>
+          <w:rFonts w:hint="eastAsia"/>
+        </w:rPr>
+      </w:pPr>
+    </w:p>
+    <w:p>
+      <w:pPr>
+        <w:pStyle w:val="af2"/>
+        <w:rPr>
+          <w:rFonts w:hint="eastAsia"/>
+        </w:rPr>
+      </w:pPr>
+    </w:p>
+    <w:p>
+      <w:pPr>
+        <w:pStyle w:val="af2"/>
+        <w:rPr>
+          <w:rFonts w:hint="eastAsia"/>
+        </w:rPr>
+      </w:pPr>
+    </w:p>
+    <w:p>
+      <w:pPr>
+        <w:pStyle w:val="af2"/>
+        <w:rPr>
+          <w:rFonts w:hint="eastAsia"/>
+        </w:rPr>
+      </w:pPr>
+    </w:p>
+    <w:p>
+      <w:pPr>
+        <w:pStyle w:val="af2"/>
+        <w:rPr>
+          <w:rFonts w:hint="eastAsia"/>
+        </w:rPr>
+      </w:pPr>
+    </w:p>
+    <w:p>
+      <w:pPr>
+        <w:pStyle w:val="af2"/>
+        <w:rPr>
+          <w:rFonts w:hint="eastAsia"/>
+        </w:rPr>
+      </w:pPr>
+    </w:p>
+    <w:p>
+      <w:pPr>
+        <w:pStyle w:val="af2"/>
+        <w:rPr>
+          <w:rFonts w:hint="eastAsia"/>
+        </w:rPr>
+      </w:pPr>
+    </w:p>
+    <w:p>
+      <w:pPr>
+        <w:pStyle w:val="af2"/>
+        <w:rPr>
+          <w:rFonts w:hint="eastAsia"/>
+        </w:rPr>
       </w:pPr>
     </w:p>
     <w:sectPr>
